--- a/Coulibaly.docx
+++ b/Coulibaly.docx
@@ -203,7 +203,31 @@
           <w:sz w:val="24"/>
           <w:szCs w:val="24"/>
         </w:rPr>
-        <w:t>MINISTRE DE L’ENSEIGNEMENT SUPERIEUR</w:t>
+        <w:t>MINIST</w:t>
+      </w:r>
+      <w:r>
+        <w:rPr>
+          <w:rFonts w:ascii="Times New Roman" w:hAnsi="Times New Roman" w:cs="Times New Roman"/>
+          <w:sz w:val="24"/>
+          <w:szCs w:val="24"/>
+        </w:rPr>
+        <w:t>È</w:t>
+      </w:r>
+      <w:r>
+        <w:rPr>
+          <w:rFonts w:ascii="Times New Roman" w:hAnsi="Times New Roman" w:cs="Times New Roman"/>
+          <w:sz w:val="24"/>
+          <w:szCs w:val="24"/>
+        </w:rPr>
+        <w:t xml:space="preserve">RE </w:t>
+      </w:r>
+      <w:r>
+        <w:rPr>
+          <w:rFonts w:ascii="Times New Roman" w:hAnsi="Times New Roman" w:cs="Times New Roman"/>
+          <w:sz w:val="24"/>
+          <w:szCs w:val="24"/>
+        </w:rPr>
+        <w:t>DE L’ENSEIGNEMENT SUPERIEUR</w:t>
       </w:r>
     </w:p>
     <w:p>
@@ -260,59 +284,16 @@
         <w:spacing w:after="0"/>
         <w:jc w:val="center"/>
       </w:pPr>
-    </w:p>
-    <w:p>
-      <w:pPr>
-        <w:spacing w:after="0"/>
-        <w:rPr>
-          <w:rFonts w:ascii="Times New Roman" w:hAnsi="Times New Roman" w:cs="Times New Roman"/>
-          <w:b/>
-          <w:sz w:val="24"/>
-          <w:szCs w:val="24"/>
-        </w:rPr>
-      </w:pPr>
-      <w:r>
-        <w:rPr>
-          <w:rFonts w:ascii="Times New Roman" w:hAnsi="Times New Roman" w:cs="Times New Roman"/>
-          <w:b/>
-          <w:sz w:val="24"/>
-          <w:szCs w:val="24"/>
-        </w:rPr>
-        <w:tab/>
-      </w:r>
-      <w:r>
-        <w:rPr>
-          <w:rFonts w:ascii="Times New Roman" w:hAnsi="Times New Roman" w:cs="Times New Roman"/>
-          <w:b/>
-          <w:sz w:val="24"/>
-          <w:szCs w:val="24"/>
-        </w:rPr>
-        <w:tab/>
-      </w:r>
-      <w:r>
-        <w:rPr>
-          <w:rFonts w:ascii="Times New Roman" w:hAnsi="Times New Roman" w:cs="Times New Roman"/>
-          <w:b/>
-          <w:sz w:val="24"/>
-          <w:szCs w:val="24"/>
-        </w:rPr>
-        <w:tab/>
-        <w:t xml:space="preserve">         </w:t>
-      </w:r>
-      <w:r>
-        <w:rPr>
-          <w:rFonts w:ascii="Times New Roman" w:hAnsi="Times New Roman" w:cs="Times New Roman"/>
-          <w:b/>
+      <w:r>
+        <w:rPr>
           <w:noProof/>
-          <w:sz w:val="24"/>
-          <w:szCs w:val="24"/>
           <w:lang w:eastAsia="fr-FR"/>
         </w:rPr>
         <w:drawing>
           <wp:inline distT="0" distB="0" distL="0" distR="0">
-            <wp:extent cx="2384384" cy="1510665"/>
+            <wp:extent cx="1530035" cy="1090681"/>
             <wp:effectExtent l="0" t="0" r="0" b="0"/>
-            <wp:docPr id="2" name="Image 2"/>
+            <wp:docPr id="28" name="Image 28" descr="C:\Users\user\Downloads\logo_Udb.jfif.jpeg"/>
             <wp:cNvGraphicFramePr>
               <a:graphicFrameLocks xmlns:a="http://schemas.openxmlformats.org/drawingml/2006/main" noChangeAspect="1"/>
             </wp:cNvGraphicFramePr>
@@ -320,7 +301,7 @@
               <a:graphicData uri="http://schemas.openxmlformats.org/drawingml/2006/picture">
                 <pic:pic xmlns:pic="http://schemas.openxmlformats.org/drawingml/2006/picture">
                   <pic:nvPicPr>
-                    <pic:cNvPr id="0" name="Picture 2"/>
+                    <pic:cNvPr id="0" name="Picture 3" descr="C:\Users\user\Downloads\logo_Udb.jfif.jpeg"/>
                     <pic:cNvPicPr>
                       <a:picLocks noChangeAspect="1" noChangeArrowheads="1"/>
                     </pic:cNvPicPr>
@@ -341,7 +322,7 @@
                   <pic:spPr bwMode="auto">
                     <a:xfrm>
                       <a:off x="0" y="0"/>
-                      <a:ext cx="2402368" cy="1522059"/>
+                      <a:ext cx="1572519" cy="1120966"/>
                     </a:xfrm>
                     <a:prstGeom prst="rect">
                       <a:avLst/>
@@ -356,62 +337,6 @@
             </a:graphic>
           </wp:inline>
         </w:drawing>
-      </w:r>
-    </w:p>
-    <w:p>
-      <w:pPr>
-        <w:spacing w:after="0"/>
-        <w:rPr>
-          <w:rFonts w:ascii="Times New Roman" w:hAnsi="Times New Roman" w:cs="Times New Roman"/>
-          <w:b/>
-          <w:sz w:val="24"/>
-          <w:szCs w:val="24"/>
-        </w:rPr>
-      </w:pPr>
-      <w:r>
-        <w:rPr>
-          <w:rFonts w:ascii="Times New Roman" w:hAnsi="Times New Roman" w:cs="Times New Roman"/>
-          <w:b/>
-          <w:sz w:val="24"/>
-          <w:szCs w:val="24"/>
-        </w:rPr>
-        <w:tab/>
-      </w:r>
-      <w:r>
-        <w:rPr>
-          <w:rFonts w:ascii="Times New Roman" w:hAnsi="Times New Roman" w:cs="Times New Roman"/>
-          <w:b/>
-          <w:sz w:val="24"/>
-          <w:szCs w:val="24"/>
-        </w:rPr>
-        <w:tab/>
-      </w:r>
-      <w:r>
-        <w:rPr>
-          <w:rFonts w:ascii="Times New Roman" w:hAnsi="Times New Roman" w:cs="Times New Roman"/>
-          <w:b/>
-          <w:sz w:val="24"/>
-          <w:szCs w:val="24"/>
-        </w:rPr>
-        <w:tab/>
-      </w:r>
-      <w:r>
-        <w:rPr>
-          <w:rFonts w:ascii="Times New Roman" w:hAnsi="Times New Roman" w:cs="Times New Roman"/>
-          <w:b/>
-          <w:sz w:val="24"/>
-          <w:szCs w:val="24"/>
-        </w:rPr>
-        <w:tab/>
-      </w:r>
-      <w:r>
-        <w:rPr>
-          <w:rFonts w:ascii="Times New Roman" w:hAnsi="Times New Roman" w:cs="Times New Roman"/>
-          <w:b/>
-          <w:sz w:val="24"/>
-          <w:szCs w:val="24"/>
-        </w:rPr>
-        <w:tab/>
       </w:r>
     </w:p>
     <w:p>
@@ -1099,21 +1024,32 @@
           <w:u w:val="single"/>
         </w:rPr>
       </w:pPr>
-      <w:r>
+    </w:p>
+    <w:p>
+      <w:pPr>
+        <w:spacing w:after="120"/>
         <w:rPr>
           <w:rFonts w:ascii="Times New Roman" w:hAnsi="Times New Roman" w:cs="Times New Roman"/>
           <w:sz w:val="32"/>
           <w:szCs w:val="32"/>
           <w:u w:val="single"/>
         </w:rPr>
+      </w:pPr>
+      <w:r>
+        <w:rPr>
+          <w:rFonts w:ascii="Times New Roman" w:hAnsi="Times New Roman" w:cs="Times New Roman"/>
+          <w:sz w:val="32"/>
+          <w:szCs w:val="32"/>
+          <w:u w:val="single"/>
+        </w:rPr>
+        <w:lastRenderedPageBreak/>
         <w:t>Glossaire</w:t>
       </w:r>
     </w:p>
     <w:tbl>
       <w:tblPr>
-        <w:tblStyle w:val="Tableausimple1"/>
+        <w:tblStyle w:val="TableauGrille4-Accentuation6"/>
         <w:tblW w:w="0" w:type="auto"/>
-        <w:jc w:val="center"/>
         <w:tblLook w:val="04A0" w:firstRow="1" w:lastRow="0" w:firstColumn="1" w:lastColumn="0" w:noHBand="0" w:noVBand="1"/>
       </w:tblPr>
       <w:tblGrid>
@@ -1123,7 +1059,6 @@
       <w:tr>
         <w:trPr>
           <w:cnfStyle w:val="100000000000" w:firstRow="1" w:lastRow="0" w:firstColumn="0" w:lastColumn="0" w:oddVBand="0" w:evenVBand="0" w:oddHBand="0" w:evenHBand="0" w:firstRowFirstColumn="0" w:firstRowLastColumn="0" w:lastRowFirstColumn="0" w:lastRowLastColumn="0"/>
-          <w:jc w:val="center"/>
         </w:trPr>
         <w:tc>
           <w:tcPr>
@@ -1185,7 +1120,6 @@
       <w:tr>
         <w:trPr>
           <w:cnfStyle w:val="000000100000" w:firstRow="0" w:lastRow="0" w:firstColumn="0" w:lastColumn="0" w:oddVBand="0" w:evenVBand="0" w:oddHBand="1" w:evenHBand="0" w:firstRowFirstColumn="0" w:firstRowLastColumn="0" w:lastRowFirstColumn="0" w:lastRowLastColumn="0"/>
-          <w:jc w:val="center"/>
         </w:trPr>
         <w:tc>
           <w:tcPr>
@@ -1237,9 +1171,6 @@
         </w:tc>
       </w:tr>
       <w:tr>
-        <w:trPr>
-          <w:jc w:val="center"/>
-        </w:trPr>
         <w:tc>
           <w:tcPr>
             <w:cnfStyle w:val="001000000000" w:firstRow="0" w:lastRow="0" w:firstColumn="1" w:lastColumn="0" w:oddVBand="0" w:evenVBand="0" w:oddHBand="0" w:evenHBand="0" w:firstRowFirstColumn="0" w:firstRowLastColumn="0" w:lastRowFirstColumn="0" w:lastRowLastColumn="0"/>
@@ -1286,7 +1217,6 @@
       <w:tr>
         <w:trPr>
           <w:cnfStyle w:val="000000100000" w:firstRow="0" w:lastRow="0" w:firstColumn="0" w:lastColumn="0" w:oddVBand="0" w:evenVBand="0" w:oddHBand="1" w:evenHBand="0" w:firstRowFirstColumn="0" w:firstRowLastColumn="0" w:lastRowFirstColumn="0" w:lastRowLastColumn="0"/>
-          <w:jc w:val="center"/>
         </w:trPr>
         <w:tc>
           <w:tcPr>
@@ -1332,9 +1262,6 @@
         </w:tc>
       </w:tr>
       <w:tr>
-        <w:trPr>
-          <w:jc w:val="center"/>
-        </w:trPr>
         <w:tc>
           <w:tcPr>
             <w:cnfStyle w:val="001000000000" w:firstRow="0" w:lastRow="0" w:firstColumn="1" w:lastColumn="0" w:oddVBand="0" w:evenVBand="0" w:oddHBand="0" w:evenHBand="0" w:firstRowFirstColumn="0" w:firstRowLastColumn="0" w:lastRowFirstColumn="0" w:lastRowLastColumn="0"/>
@@ -1381,7 +1308,6 @@
       <w:tr>
         <w:trPr>
           <w:cnfStyle w:val="000000100000" w:firstRow="0" w:lastRow="0" w:firstColumn="0" w:lastColumn="0" w:oddVBand="0" w:evenVBand="0" w:oddHBand="1" w:evenHBand="0" w:firstRowFirstColumn="0" w:firstRowLastColumn="0" w:lastRowFirstColumn="0" w:lastRowLastColumn="0"/>
-          <w:jc w:val="center"/>
         </w:trPr>
         <w:tc>
           <w:tcPr>
@@ -1427,9 +1353,6 @@
         </w:tc>
       </w:tr>
       <w:tr>
-        <w:trPr>
-          <w:jc w:val="center"/>
-        </w:trPr>
         <w:tc>
           <w:tcPr>
             <w:cnfStyle w:val="001000000000" w:firstRow="0" w:lastRow="0" w:firstColumn="1" w:lastColumn="0" w:oddVBand="0" w:evenVBand="0" w:oddHBand="0" w:evenHBand="0" w:firstRowFirstColumn="0" w:firstRowLastColumn="0" w:lastRowFirstColumn="0" w:lastRowLastColumn="0"/>
@@ -1476,7 +1399,6 @@
       <w:tr>
         <w:trPr>
           <w:cnfStyle w:val="000000100000" w:firstRow="0" w:lastRow="0" w:firstColumn="0" w:lastColumn="0" w:oddVBand="0" w:evenVBand="0" w:oddHBand="1" w:evenHBand="0" w:firstRowFirstColumn="0" w:firstRowLastColumn="0" w:lastRowFirstColumn="0" w:lastRowLastColumn="0"/>
-          <w:jc w:val="center"/>
         </w:trPr>
         <w:tc>
           <w:tcPr>
@@ -1522,9 +1444,6 @@
         </w:tc>
       </w:tr>
       <w:tr>
-        <w:trPr>
-          <w:jc w:val="center"/>
-        </w:trPr>
         <w:tc>
           <w:tcPr>
             <w:cnfStyle w:val="001000000000" w:firstRow="0" w:lastRow="0" w:firstColumn="1" w:lastColumn="0" w:oddVBand="0" w:evenVBand="0" w:oddHBand="0" w:evenHBand="0" w:firstRowFirstColumn="0" w:firstRowLastColumn="0" w:lastRowFirstColumn="0" w:lastRowLastColumn="0"/>
@@ -1571,7 +1490,6 @@
       <w:tr>
         <w:trPr>
           <w:cnfStyle w:val="000000100000" w:firstRow="0" w:lastRow="0" w:firstColumn="0" w:lastColumn="0" w:oddVBand="0" w:evenVBand="0" w:oddHBand="1" w:evenHBand="0" w:firstRowFirstColumn="0" w:firstRowLastColumn="0" w:lastRowFirstColumn="0" w:lastRowLastColumn="0"/>
-          <w:jc w:val="center"/>
         </w:trPr>
         <w:tc>
           <w:tcPr>
@@ -1617,9 +1535,6 @@
         </w:tc>
       </w:tr>
       <w:tr>
-        <w:trPr>
-          <w:jc w:val="center"/>
-        </w:trPr>
         <w:tc>
           <w:tcPr>
             <w:cnfStyle w:val="001000000000" w:firstRow="0" w:lastRow="0" w:firstColumn="1" w:lastColumn="0" w:oddVBand="0" w:evenVBand="0" w:oddHBand="0" w:evenHBand="0" w:firstRowFirstColumn="0" w:firstRowLastColumn="0" w:lastRowFirstColumn="0" w:lastRowLastColumn="0"/>
@@ -1666,7 +1581,6 @@
       <w:tr>
         <w:trPr>
           <w:cnfStyle w:val="000000100000" w:firstRow="0" w:lastRow="0" w:firstColumn="0" w:lastColumn="0" w:oddVBand="0" w:evenVBand="0" w:oddHBand="1" w:evenHBand="0" w:firstRowFirstColumn="0" w:firstRowLastColumn="0" w:lastRowFirstColumn="0" w:lastRowLastColumn="0"/>
-          <w:jc w:val="center"/>
         </w:trPr>
         <w:tc>
           <w:tcPr>
@@ -1714,9 +1628,6 @@
         </w:tc>
       </w:tr>
       <w:tr>
-        <w:trPr>
-          <w:jc w:val="center"/>
-        </w:trPr>
         <w:tc>
           <w:tcPr>
             <w:cnfStyle w:val="001000000000" w:firstRow="0" w:lastRow="0" w:firstColumn="1" w:lastColumn="0" w:oddVBand="0" w:evenVBand="0" w:oddHBand="0" w:evenHBand="0" w:firstRowFirstColumn="0" w:firstRowLastColumn="0" w:lastRowFirstColumn="0" w:lastRowLastColumn="0"/>
@@ -1764,7 +1675,6 @@
       <w:tr>
         <w:trPr>
           <w:cnfStyle w:val="000000100000" w:firstRow="0" w:lastRow="0" w:firstColumn="0" w:lastColumn="0" w:oddVBand="0" w:evenVBand="0" w:oddHBand="1" w:evenHBand="0" w:firstRowFirstColumn="0" w:firstRowLastColumn="0" w:lastRowFirstColumn="0" w:lastRowLastColumn="0"/>
-          <w:jc w:val="center"/>
         </w:trPr>
         <w:tc>
           <w:tcPr>
@@ -1810,9 +1720,6 @@
         </w:tc>
       </w:tr>
       <w:tr>
-        <w:trPr>
-          <w:jc w:val="center"/>
-        </w:trPr>
         <w:tc>
           <w:tcPr>
             <w:cnfStyle w:val="001000000000" w:firstRow="0" w:lastRow="0" w:firstColumn="1" w:lastColumn="0" w:oddVBand="0" w:evenVBand="0" w:oddHBand="0" w:evenHBand="0" w:firstRowFirstColumn="0" w:firstRowLastColumn="0" w:lastRowFirstColumn="0" w:lastRowLastColumn="0"/>
@@ -1859,7 +1766,6 @@
       <w:tr>
         <w:trPr>
           <w:cnfStyle w:val="000000100000" w:firstRow="0" w:lastRow="0" w:firstColumn="0" w:lastColumn="0" w:oddVBand="0" w:evenVBand="0" w:oddHBand="1" w:evenHBand="0" w:firstRowFirstColumn="0" w:firstRowLastColumn="0" w:lastRowFirstColumn="0" w:lastRowLastColumn="0"/>
-          <w:jc w:val="center"/>
         </w:trPr>
         <w:tc>
           <w:tcPr>
@@ -1905,9 +1811,6 @@
         </w:tc>
       </w:tr>
       <w:tr>
-        <w:trPr>
-          <w:jc w:val="center"/>
-        </w:trPr>
         <w:tc>
           <w:tcPr>
             <w:cnfStyle w:val="001000000000" w:firstRow="0" w:lastRow="0" w:firstColumn="1" w:lastColumn="0" w:oddVBand="0" w:evenVBand="0" w:oddHBand="0" w:evenHBand="0" w:firstRowFirstColumn="0" w:firstRowLastColumn="0" w:lastRowFirstColumn="0" w:lastRowLastColumn="0"/>
@@ -1954,7 +1857,6 @@
       <w:tr>
         <w:trPr>
           <w:cnfStyle w:val="000000100000" w:firstRow="0" w:lastRow="0" w:firstColumn="0" w:lastColumn="0" w:oddVBand="0" w:evenVBand="0" w:oddHBand="1" w:evenHBand="0" w:firstRowFirstColumn="0" w:firstRowLastColumn="0" w:lastRowFirstColumn="0" w:lastRowLastColumn="0"/>
-          <w:jc w:val="center"/>
         </w:trPr>
         <w:tc>
           <w:tcPr>
@@ -2000,9 +1902,6 @@
         </w:tc>
       </w:tr>
       <w:tr>
-        <w:trPr>
-          <w:jc w:val="center"/>
-        </w:trPr>
         <w:tc>
           <w:tcPr>
             <w:cnfStyle w:val="001000000000" w:firstRow="0" w:lastRow="0" w:firstColumn="1" w:lastColumn="0" w:oddVBand="0" w:evenVBand="0" w:oddHBand="0" w:evenHBand="0" w:firstRowFirstColumn="0" w:firstRowLastColumn="0" w:lastRowFirstColumn="0" w:lastRowLastColumn="0"/>
@@ -2267,7 +2166,13 @@
           <w:b w:val="0"/>
           <w:lang w:val="en-GB"/>
         </w:rPr>
-        <w:t>Generation</w:t>
+        <w:t>Generation Automobile Garage</w:t>
+      </w:r>
+      <w:r>
+        <w:rPr>
+          <w:lang w:val="en-GB"/>
+        </w:rPr>
+        <w:t xml:space="preserve">. It is a customized IT solution that covers the entire lifecycle of an automotive service intervention, from </w:t>
       </w:r>
       <w:r>
         <w:rPr>
@@ -2275,13 +2180,14 @@
           <w:b w:val="0"/>
           <w:lang w:val="en-GB"/>
         </w:rPr>
-        <w:t xml:space="preserve"> Automobile Garage</w:t>
-      </w:r>
-      <w:r>
-        <w:rPr>
+        <w:t>online appointment booking by the customer</w:t>
+      </w:r>
+      <w:r>
+        <w:rPr>
+          <w:rStyle w:val="lev"/>
           <w:lang w:val="en-GB"/>
         </w:rPr>
-        <w:t xml:space="preserve">. It is a customized IT solution that covers the entire lifecycle of an automotive service intervention, from </w:t>
+        <w:t xml:space="preserve"> to </w:t>
       </w:r>
       <w:r>
         <w:rPr>
@@ -2289,40 +2195,13 @@
           <w:b w:val="0"/>
           <w:lang w:val="en-GB"/>
         </w:rPr>
-        <w:t>online appointment booking by the customer</w:t>
-      </w:r>
-      <w:r>
-        <w:rPr>
-          <w:rStyle w:val="lev"/>
+        <w:t>the completion of the intervention after invoicing</w:t>
+      </w:r>
+      <w:r>
+        <w:rPr>
           <w:lang w:val="en-GB"/>
         </w:rPr>
-        <w:t xml:space="preserve"> to </w:t>
-      </w:r>
-      <w:r>
-        <w:rPr>
-          <w:rStyle w:val="lev"/>
-          <w:b w:val="0"/>
-          <w:lang w:val="en-GB"/>
-        </w:rPr>
-        <w:t>the completion of the intervention after invoicing</w:t>
-      </w:r>
-      <w:r>
-        <w:rPr>
-          <w:lang w:val="en-GB"/>
-        </w:rPr>
-        <w:t xml:space="preserve">. Its main objective is to provide </w:t>
-      </w:r>
-      <w:r>
-        <w:rPr>
-          <w:lang w:val="en-GB"/>
-        </w:rPr>
-        <w:t>Generation</w:t>
-      </w:r>
-      <w:r>
-        <w:rPr>
-          <w:lang w:val="en-GB"/>
-        </w:rPr>
-        <w:t xml:space="preserve"> Automobile Garage with a </w:t>
+        <w:t xml:space="preserve">. Its main objective is to provide Generation Automobile Garage with a </w:t>
       </w:r>
       <w:r>
         <w:rPr>
@@ -2640,7 +2519,12 @@
     </w:p>
     <w:p>
       <w:pPr>
-        <w:ind w:left="720"/>
+        <w:pStyle w:val="Paragraphedeliste"/>
+        <w:numPr>
+          <w:ilvl w:val="0"/>
+          <w:numId w:val="36"/>
+        </w:numPr>
+        <w:spacing w:line="276" w:lineRule="auto"/>
         <w:rPr>
           <w:rFonts w:ascii="Times New Roman" w:hAnsi="Times New Roman" w:cs="Times New Roman"/>
           <w:b/>
@@ -2653,12 +2537,17 @@
           <w:b/>
           <w:bCs/>
         </w:rPr>
-        <w:t>I : Contexte et justification de l’étude</w:t>
-      </w:r>
-    </w:p>
-    <w:p>
-      <w:pPr>
-        <w:ind w:left="720"/>
+        <w:t>Contexte et justification de l’étude</w:t>
+      </w:r>
+    </w:p>
+    <w:p>
+      <w:pPr>
+        <w:pStyle w:val="Paragraphedeliste"/>
+        <w:numPr>
+          <w:ilvl w:val="0"/>
+          <w:numId w:val="36"/>
+        </w:numPr>
+        <w:spacing w:line="276" w:lineRule="auto"/>
         <w:rPr>
           <w:rFonts w:ascii="Times New Roman" w:hAnsi="Times New Roman" w:cs="Times New Roman"/>
           <w:b/>
@@ -2671,12 +2560,17 @@
           <w:b/>
           <w:bCs/>
         </w:rPr>
-        <w:t>II : Problématique et hypothèses</w:t>
-      </w:r>
-    </w:p>
-    <w:p>
-      <w:pPr>
-        <w:ind w:left="720"/>
+        <w:t>Problématique et hypothèses</w:t>
+      </w:r>
+    </w:p>
+    <w:p>
+      <w:pPr>
+        <w:pStyle w:val="Paragraphedeliste"/>
+        <w:numPr>
+          <w:ilvl w:val="0"/>
+          <w:numId w:val="36"/>
+        </w:numPr>
+        <w:spacing w:line="276" w:lineRule="auto"/>
         <w:rPr>
           <w:rFonts w:ascii="Times New Roman" w:hAnsi="Times New Roman" w:cs="Times New Roman"/>
           <w:b/>
@@ -2689,7 +2583,7 @@
           <w:b/>
           <w:bCs/>
         </w:rPr>
-        <w:t>III : Objectifs et résultats attendus</w:t>
+        <w:t xml:space="preserve"> Objectifs et résultats attendus</w:t>
       </w:r>
     </w:p>
     <w:p>
@@ -2711,7 +2605,12 @@
     </w:p>
     <w:p>
       <w:pPr>
-        <w:ind w:firstLine="360"/>
+        <w:pStyle w:val="Paragraphedeliste"/>
+        <w:numPr>
+          <w:ilvl w:val="0"/>
+          <w:numId w:val="37"/>
+        </w:numPr>
+        <w:spacing w:line="276" w:lineRule="auto"/>
         <w:rPr>
           <w:rFonts w:ascii="Times New Roman" w:hAnsi="Times New Roman" w:cs="Times New Roman"/>
           <w:b/>
@@ -2724,12 +2623,17 @@
           <w:b/>
           <w:bCs/>
         </w:rPr>
-        <w:t xml:space="preserve"> I : Étude du cycle de vie d’un logiciel</w:t>
-      </w:r>
-    </w:p>
-    <w:p>
-      <w:pPr>
-        <w:ind w:firstLine="360"/>
+        <w:t>Étude du cycle de vie d’un logiciel</w:t>
+      </w:r>
+    </w:p>
+    <w:p>
+      <w:pPr>
+        <w:pStyle w:val="Paragraphedeliste"/>
+        <w:numPr>
+          <w:ilvl w:val="0"/>
+          <w:numId w:val="37"/>
+        </w:numPr>
+        <w:spacing w:line="276" w:lineRule="auto"/>
         <w:rPr>
           <w:rFonts w:ascii="Times New Roman" w:hAnsi="Times New Roman" w:cs="Times New Roman"/>
           <w:b/>
@@ -2742,12 +2646,17 @@
           <w:b/>
           <w:bCs/>
         </w:rPr>
-        <w:t xml:space="preserve"> II : Analyse comparative des méthodes de conception</w:t>
-      </w:r>
-    </w:p>
-    <w:p>
-      <w:pPr>
-        <w:ind w:firstLine="360"/>
+        <w:t>Analyse comparative des méthodes de conception</w:t>
+      </w:r>
+    </w:p>
+    <w:p>
+      <w:pPr>
+        <w:pStyle w:val="Paragraphedeliste"/>
+        <w:numPr>
+          <w:ilvl w:val="0"/>
+          <w:numId w:val="37"/>
+        </w:numPr>
+        <w:spacing w:line="276" w:lineRule="auto"/>
         <w:rPr>
           <w:rFonts w:ascii="Times New Roman" w:hAnsi="Times New Roman" w:cs="Times New Roman"/>
           <w:b/>
@@ -2760,7 +2669,7 @@
           <w:b/>
           <w:bCs/>
         </w:rPr>
-        <w:t xml:space="preserve"> III : Choix et justification de la démarche</w:t>
+        <w:t>Choix et justification de la démarche</w:t>
       </w:r>
     </w:p>
     <w:p>
@@ -2799,7 +2708,12 @@
     </w:p>
     <w:p>
       <w:pPr>
-        <w:ind w:firstLine="360"/>
+        <w:pStyle w:val="Paragraphedeliste"/>
+        <w:numPr>
+          <w:ilvl w:val="0"/>
+          <w:numId w:val="38"/>
+        </w:numPr>
+        <w:spacing w:line="276" w:lineRule="auto"/>
         <w:rPr>
           <w:rFonts w:ascii="Times New Roman" w:hAnsi="Times New Roman" w:cs="Times New Roman"/>
           <w:b/>
@@ -2812,12 +2726,17 @@
           <w:b/>
           <w:bCs/>
         </w:rPr>
-        <w:t xml:space="preserve">I : Identification des acteurs </w:t>
-      </w:r>
-    </w:p>
-    <w:p>
-      <w:pPr>
-        <w:ind w:firstLine="360"/>
+        <w:t xml:space="preserve">Identification des acteurs </w:t>
+      </w:r>
+    </w:p>
+    <w:p>
+      <w:pPr>
+        <w:pStyle w:val="Paragraphedeliste"/>
+        <w:numPr>
+          <w:ilvl w:val="0"/>
+          <w:numId w:val="38"/>
+        </w:numPr>
+        <w:spacing w:line="276" w:lineRule="auto"/>
         <w:rPr>
           <w:rFonts w:ascii="Times New Roman" w:hAnsi="Times New Roman" w:cs="Times New Roman"/>
           <w:b/>
@@ -2830,12 +2749,17 @@
           <w:b/>
           <w:bCs/>
         </w:rPr>
-        <w:t>II : Analyse des besoins fonctionnels</w:t>
-      </w:r>
-    </w:p>
-    <w:p>
-      <w:pPr>
-        <w:ind w:firstLine="360"/>
+        <w:t>Analyse des besoins fonctionnels</w:t>
+      </w:r>
+    </w:p>
+    <w:p>
+      <w:pPr>
+        <w:pStyle w:val="Paragraphedeliste"/>
+        <w:numPr>
+          <w:ilvl w:val="0"/>
+          <w:numId w:val="38"/>
+        </w:numPr>
+        <w:spacing w:line="276" w:lineRule="auto"/>
         <w:rPr>
           <w:rFonts w:ascii="Times New Roman" w:hAnsi="Times New Roman" w:cs="Times New Roman"/>
           <w:b/>
@@ -2848,7 +2772,7 @@
           <w:b/>
           <w:bCs/>
         </w:rPr>
-        <w:t>III : Analyse des besoins non-fonctionnels</w:t>
+        <w:t>Analyse des besoins non-fonctionnels</w:t>
       </w:r>
     </w:p>
     <w:p>
@@ -2870,7 +2794,12 @@
     </w:p>
     <w:p>
       <w:pPr>
-        <w:ind w:firstLine="360"/>
+        <w:pStyle w:val="Paragraphedeliste"/>
+        <w:numPr>
+          <w:ilvl w:val="0"/>
+          <w:numId w:val="39"/>
+        </w:numPr>
+        <w:spacing w:line="276" w:lineRule="auto"/>
         <w:rPr>
           <w:rFonts w:ascii="Times New Roman" w:hAnsi="Times New Roman" w:cs="Times New Roman"/>
           <w:b/>
@@ -2883,12 +2812,17 @@
           <w:b/>
           <w:bCs/>
         </w:rPr>
-        <w:t>I : Modélisation fonctionnelle</w:t>
-      </w:r>
-    </w:p>
-    <w:p>
-      <w:pPr>
-        <w:ind w:firstLine="360"/>
+        <w:t>Modélisation fonctionnelle</w:t>
+      </w:r>
+    </w:p>
+    <w:p>
+      <w:pPr>
+        <w:pStyle w:val="Paragraphedeliste"/>
+        <w:numPr>
+          <w:ilvl w:val="0"/>
+          <w:numId w:val="39"/>
+        </w:numPr>
+        <w:spacing w:line="276" w:lineRule="auto"/>
         <w:rPr>
           <w:rFonts w:ascii="Times New Roman" w:hAnsi="Times New Roman" w:cs="Times New Roman"/>
           <w:b/>
@@ -2901,7 +2835,7 @@
           <w:b/>
           <w:bCs/>
         </w:rPr>
-        <w:t xml:space="preserve">II : Modélisation </w:t>
+        <w:t xml:space="preserve">Modélisation </w:t>
       </w:r>
       <w:r>
         <w:rPr>
@@ -2914,7 +2848,12 @@
     </w:p>
     <w:p>
       <w:pPr>
-        <w:ind w:firstLine="360"/>
+        <w:pStyle w:val="Paragraphedeliste"/>
+        <w:numPr>
+          <w:ilvl w:val="0"/>
+          <w:numId w:val="39"/>
+        </w:numPr>
+        <w:spacing w:line="276" w:lineRule="auto"/>
         <w:rPr>
           <w:rFonts w:ascii="Times New Roman" w:hAnsi="Times New Roman" w:cs="Times New Roman"/>
           <w:b/>
@@ -2927,7 +2866,7 @@
           <w:b/>
           <w:bCs/>
         </w:rPr>
-        <w:t xml:space="preserve">III : Modélisation </w:t>
+        <w:t xml:space="preserve">Modélisation </w:t>
       </w:r>
       <w:r>
         <w:rPr>
@@ -3007,7 +2946,12 @@
     </w:p>
     <w:p>
       <w:pPr>
-        <w:ind w:firstLine="360"/>
+        <w:pStyle w:val="Paragraphedeliste"/>
+        <w:numPr>
+          <w:ilvl w:val="0"/>
+          <w:numId w:val="40"/>
+        </w:numPr>
+        <w:spacing w:line="276" w:lineRule="auto"/>
         <w:rPr>
           <w:rFonts w:ascii="Times New Roman" w:hAnsi="Times New Roman" w:cs="Times New Roman"/>
           <w:b/>
@@ -3020,12 +2964,17 @@
           <w:b/>
           <w:bCs/>
         </w:rPr>
-        <w:t>I : Étude de l'environnement de développement</w:t>
-      </w:r>
-    </w:p>
-    <w:p>
-      <w:pPr>
-        <w:ind w:firstLine="360"/>
+        <w:t>Étude de l'environnement de développement</w:t>
+      </w:r>
+    </w:p>
+    <w:p>
+      <w:pPr>
+        <w:pStyle w:val="Paragraphedeliste"/>
+        <w:numPr>
+          <w:ilvl w:val="0"/>
+          <w:numId w:val="40"/>
+        </w:numPr>
+        <w:spacing w:line="276" w:lineRule="auto"/>
         <w:rPr>
           <w:rFonts w:ascii="Times New Roman" w:hAnsi="Times New Roman" w:cs="Times New Roman"/>
           <w:b/>
@@ -3038,11 +2987,16 @@
           <w:b/>
           <w:bCs/>
         </w:rPr>
-        <w:t>II : Choix des technologies et architecture</w:t>
-      </w:r>
-    </w:p>
-    <w:p>
-      <w:pPr>
+        <w:t>Choix des technologies et architecture</w:t>
+      </w:r>
+    </w:p>
+    <w:p>
+      <w:pPr>
+        <w:pStyle w:val="Paragraphedeliste"/>
+        <w:numPr>
+          <w:ilvl w:val="0"/>
+          <w:numId w:val="40"/>
+        </w:numPr>
         <w:spacing w:after="200" w:line="276" w:lineRule="auto"/>
         <w:jc w:val="both"/>
         <w:rPr>
@@ -3057,94 +3011,141 @@
           <w:rFonts w:ascii="Times New Roman" w:hAnsi="Times New Roman" w:cs="Times New Roman"/>
           <w:b/>
           <w:bCs/>
-        </w:rPr>
-        <w:t xml:space="preserve">      </w:t>
-      </w:r>
-      <w:r>
+          <w:sz w:val="24"/>
+          <w:szCs w:val="24"/>
+        </w:rPr>
+        <w:t>Etude et choix du SGBD</w:t>
+      </w:r>
+    </w:p>
+    <w:p>
+      <w:pPr>
         <w:rPr>
           <w:rFonts w:ascii="Times New Roman" w:hAnsi="Times New Roman" w:cs="Times New Roman"/>
           <w:b/>
           <w:bCs/>
         </w:rPr>
-        <w:t xml:space="preserve">III : </w:t>
-      </w:r>
+      </w:pPr>
       <w:r>
         <w:rPr>
           <w:rFonts w:ascii="Times New Roman" w:hAnsi="Times New Roman" w:cs="Times New Roman"/>
           <w:b/>
           <w:bCs/>
-          <w:sz w:val="24"/>
-          <w:szCs w:val="24"/>
-        </w:rPr>
-        <w:t>Etude et choix du SGBD</w:t>
-      </w:r>
-    </w:p>
-    <w:p>
-      <w:pPr>
+        </w:rPr>
+        <w:t xml:space="preserve">CHAPITRE 6 : </w:t>
+      </w:r>
+      <w:r>
         <w:rPr>
           <w:rFonts w:ascii="Times New Roman" w:hAnsi="Times New Roman" w:cs="Times New Roman"/>
           <w:b/>
           <w:bCs/>
         </w:rPr>
-      </w:pPr>
-      <w:r>
+        <w:t>REALISATION</w:t>
+      </w:r>
+    </w:p>
+    <w:p>
+      <w:pPr>
+        <w:pStyle w:val="Paragraphedeliste"/>
+        <w:numPr>
+          <w:ilvl w:val="0"/>
+          <w:numId w:val="41"/>
+        </w:numPr>
+        <w:spacing w:after="200" w:line="276" w:lineRule="auto"/>
+        <w:jc w:val="both"/>
+        <w:rPr>
+          <w:rFonts w:ascii="Times New Roman" w:hAnsi="Times New Roman" w:cs="Times New Roman"/>
+          <w:b/>
+          <w:sz w:val="24"/>
+          <w:szCs w:val="24"/>
+        </w:rPr>
+      </w:pPr>
+      <w:r>
+        <w:rPr>
+          <w:rFonts w:ascii="Times New Roman" w:hAnsi="Times New Roman" w:cs="Times New Roman"/>
+          <w:b/>
+          <w:sz w:val="24"/>
+          <w:szCs w:val="24"/>
+        </w:rPr>
+        <w:t>Architecture et environnement de développement</w:t>
+      </w:r>
+    </w:p>
+    <w:p>
+      <w:pPr>
+        <w:pStyle w:val="Paragraphedeliste"/>
+        <w:numPr>
+          <w:ilvl w:val="0"/>
+          <w:numId w:val="41"/>
+        </w:numPr>
+        <w:spacing w:after="200" w:line="276" w:lineRule="auto"/>
+        <w:jc w:val="both"/>
+        <w:rPr>
+          <w:rFonts w:ascii="Times New Roman" w:hAnsi="Times New Roman" w:cs="Times New Roman"/>
+          <w:b/>
+          <w:sz w:val="24"/>
+          <w:szCs w:val="24"/>
+        </w:rPr>
+      </w:pPr>
+      <w:r>
+        <w:rPr>
+          <w:rFonts w:ascii="Times New Roman" w:hAnsi="Times New Roman" w:cs="Times New Roman"/>
+          <w:b/>
+          <w:sz w:val="24"/>
+          <w:szCs w:val="24"/>
+        </w:rPr>
+        <w:t>Gestion de la sécurité</w:t>
+      </w:r>
+    </w:p>
+    <w:p>
+      <w:pPr>
+        <w:pStyle w:val="Paragraphedeliste"/>
+        <w:numPr>
+          <w:ilvl w:val="0"/>
+          <w:numId w:val="41"/>
+        </w:numPr>
+        <w:spacing w:after="200" w:line="276" w:lineRule="auto"/>
+        <w:jc w:val="both"/>
+        <w:rPr>
+          <w:rFonts w:ascii="Times New Roman" w:hAnsi="Times New Roman" w:cs="Times New Roman"/>
+          <w:b/>
+          <w:sz w:val="24"/>
+          <w:szCs w:val="24"/>
+        </w:rPr>
+      </w:pPr>
+      <w:r>
+        <w:rPr>
+          <w:rFonts w:ascii="Times New Roman" w:hAnsi="Times New Roman" w:cs="Times New Roman"/>
+          <w:b/>
+          <w:sz w:val="24"/>
+          <w:szCs w:val="24"/>
+        </w:rPr>
+        <w:t>Présentation de la plateforme</w:t>
+      </w:r>
+    </w:p>
+    <w:p>
+      <w:pPr>
+        <w:spacing w:after="0" w:line="276" w:lineRule="auto"/>
         <w:rPr>
           <w:rFonts w:ascii="Times New Roman" w:hAnsi="Times New Roman" w:cs="Times New Roman"/>
           <w:b/>
           <w:bCs/>
         </w:rPr>
-        <w:t xml:space="preserve">CHAPITRE 6 : </w:t>
-      </w:r>
+      </w:pPr>
       <w:r>
         <w:rPr>
           <w:rFonts w:ascii="Times New Roman" w:hAnsi="Times New Roman" w:cs="Times New Roman"/>
           <w:b/>
           <w:bCs/>
         </w:rPr>
-        <w:t>REALISATION</w:t>
-      </w:r>
-    </w:p>
-    <w:p>
-      <w:pPr>
-        <w:spacing w:after="200" w:line="240" w:lineRule="auto"/>
-        <w:ind w:firstLine="360"/>
-        <w:jc w:val="both"/>
-        <w:rPr>
-          <w:rFonts w:ascii="Times New Roman" w:hAnsi="Times New Roman" w:cs="Times New Roman"/>
-          <w:b/>
-          <w:sz w:val="24"/>
-          <w:szCs w:val="24"/>
-        </w:rPr>
-      </w:pPr>
-      <w:r>
+        <w:t>CONCLUSION GÉNÉRALE</w:t>
+      </w:r>
+    </w:p>
+    <w:p>
+      <w:pPr>
+        <w:spacing w:after="0" w:line="276" w:lineRule="auto"/>
         <w:rPr>
           <w:rFonts w:ascii="Times New Roman" w:hAnsi="Times New Roman" w:cs="Times New Roman"/>
           <w:b/>
           <w:bCs/>
         </w:rPr>
-        <w:t xml:space="preserve">I : </w:t>
-      </w:r>
-      <w:r>
-        <w:rPr>
-          <w:rFonts w:ascii="Times New Roman" w:hAnsi="Times New Roman" w:cs="Times New Roman"/>
-          <w:b/>
-          <w:sz w:val="24"/>
-          <w:szCs w:val="24"/>
-        </w:rPr>
-        <w:t>Architecture et environnement de développement</w:t>
-      </w:r>
-    </w:p>
-    <w:p>
-      <w:pPr>
-        <w:spacing w:after="200" w:line="240" w:lineRule="auto"/>
-        <w:ind w:firstLine="360"/>
-        <w:jc w:val="both"/>
-        <w:rPr>
-          <w:rFonts w:ascii="Times New Roman" w:hAnsi="Times New Roman" w:cs="Times New Roman"/>
-          <w:b/>
-          <w:sz w:val="24"/>
-          <w:szCs w:val="24"/>
-        </w:rPr>
       </w:pPr>
       <w:r>
         <w:rPr>
@@ -3152,101 +3153,617 @@
           <w:b/>
           <w:bCs/>
         </w:rPr>
-        <w:t xml:space="preserve">II : </w:t>
-      </w:r>
-      <w:r>
-        <w:rPr>
-          <w:rFonts w:ascii="Times New Roman" w:hAnsi="Times New Roman" w:cs="Times New Roman"/>
-          <w:b/>
-          <w:sz w:val="24"/>
-          <w:szCs w:val="24"/>
-        </w:rPr>
-        <w:t>Gestion de la sécurité</w:t>
-      </w:r>
-    </w:p>
-    <w:p>
-      <w:pPr>
-        <w:spacing w:after="200" w:line="240" w:lineRule="auto"/>
-        <w:ind w:firstLine="360"/>
-        <w:jc w:val="both"/>
-        <w:rPr>
-          <w:rFonts w:ascii="Times New Roman" w:hAnsi="Times New Roman" w:cs="Times New Roman"/>
-          <w:b/>
-          <w:sz w:val="24"/>
-          <w:szCs w:val="24"/>
-        </w:rPr>
-      </w:pPr>
-      <w:r>
+        <w:t>BIBLIOGRAPHIE / WEBOGRAPHIE</w:t>
+      </w:r>
+    </w:p>
+    <w:p>
+      <w:pPr>
+        <w:spacing w:after="0" w:line="276" w:lineRule="auto"/>
         <w:rPr>
           <w:rFonts w:ascii="Times New Roman" w:hAnsi="Times New Roman" w:cs="Times New Roman"/>
           <w:b/>
           <w:bCs/>
         </w:rPr>
-        <w:t xml:space="preserve">III : </w:t>
-      </w:r>
-      <w:r>
-        <w:rPr>
-          <w:rFonts w:ascii="Times New Roman" w:hAnsi="Times New Roman" w:cs="Times New Roman"/>
-          <w:b/>
-          <w:sz w:val="24"/>
-          <w:szCs w:val="24"/>
-        </w:rPr>
-        <w:t>Présentation de la plateforme</w:t>
-      </w:r>
-    </w:p>
-    <w:p>
-      <w:pPr>
-        <w:spacing w:after="0" w:line="276" w:lineRule="auto"/>
+      </w:pPr>
+      <w:r>
         <w:rPr>
           <w:rFonts w:ascii="Times New Roman" w:hAnsi="Times New Roman" w:cs="Times New Roman"/>
           <w:b/>
           <w:bCs/>
         </w:rPr>
-      </w:pPr>
-      <w:r>
+        <w:t>ANNEXES</w:t>
+      </w:r>
+    </w:p>
+    <w:p>
+      <w:pPr>
         <w:rPr>
           <w:rFonts w:ascii="Times New Roman" w:hAnsi="Times New Roman" w:cs="Times New Roman"/>
           <w:b/>
           <w:bCs/>
         </w:rPr>
-        <w:t>CONCLUSION GÉNÉRALE</w:t>
-      </w:r>
-    </w:p>
-    <w:p>
-      <w:pPr>
-        <w:spacing w:after="0" w:line="276" w:lineRule="auto"/>
+      </w:pPr>
+      <w:r>
         <w:rPr>
           <w:rFonts w:ascii="Times New Roman" w:hAnsi="Times New Roman" w:cs="Times New Roman"/>
           <w:b/>
           <w:bCs/>
         </w:rPr>
-      </w:pPr>
-      <w:r>
+        <w:br w:type="page"/>
+      </w:r>
+    </w:p>
+    <w:p>
+      <w:pPr>
+        <w:pStyle w:val="Titre2"/>
+        <w:numPr>
+          <w:ilvl w:val="0"/>
+          <w:numId w:val="0"/>
+        </w:numPr>
+        <w:jc w:val="both"/>
+        <w:rPr>
+          <w:u w:val="single"/>
+          <w:lang w:val="fr-FR"/>
+        </w:rPr>
+      </w:pPr>
+      <w:bookmarkStart w:id="15" w:name="_Toc139051735"/>
+      <w:bookmarkStart w:id="16" w:name="_Toc139052623"/>
+      <w:bookmarkStart w:id="17" w:name="_Toc140167625"/>
+      <w:bookmarkStart w:id="18" w:name="_Toc140169782"/>
+      <w:bookmarkStart w:id="19" w:name="_Toc140514022"/>
+      <w:r>
+        <w:rPr>
+          <w:u w:val="single"/>
+          <w:lang w:val="fr-FR"/>
+        </w:rPr>
+        <w:lastRenderedPageBreak/>
+        <w:t>DEDICACES</w:t>
+      </w:r>
+      <w:bookmarkEnd w:id="15"/>
+      <w:bookmarkEnd w:id="16"/>
+      <w:bookmarkEnd w:id="17"/>
+      <w:bookmarkEnd w:id="18"/>
+      <w:bookmarkEnd w:id="19"/>
+    </w:p>
+    <w:p/>
+    <w:p/>
+    <w:p/>
+    <w:p/>
+    <w:p/>
+    <w:p/>
+    <w:p/>
+    <w:p/>
+    <w:p/>
+    <w:p/>
+    <w:p/>
+    <w:p/>
+    <w:p/>
+    <w:p/>
+    <w:p/>
+    <w:p/>
+    <w:p/>
+    <w:p/>
+    <w:p/>
+    <w:p/>
+    <w:p/>
+    <w:p/>
+    <w:p/>
+    <w:p/>
+    <w:p/>
+    <w:p/>
+    <w:p/>
+    <w:p/>
+    <w:p/>
+    <w:p>
+      <w:pPr>
+        <w:pStyle w:val="Titre2"/>
+        <w:numPr>
+          <w:ilvl w:val="0"/>
+          <w:numId w:val="0"/>
+        </w:numPr>
+        <w:jc w:val="both"/>
+        <w:rPr>
+          <w:u w:val="single"/>
+          <w:lang w:val="fr-FR"/>
+        </w:rPr>
+      </w:pPr>
+      <w:bookmarkStart w:id="20" w:name="_Toc139051736"/>
+      <w:bookmarkStart w:id="21" w:name="_Toc139052624"/>
+      <w:bookmarkStart w:id="22" w:name="_Toc140167626"/>
+      <w:bookmarkStart w:id="23" w:name="_Toc140169783"/>
+      <w:bookmarkStart w:id="24" w:name="_Toc140514023"/>
+      <w:r>
+        <w:rPr>
+          <w:u w:val="single"/>
+          <w:lang w:val="fr-FR"/>
+        </w:rPr>
+        <w:lastRenderedPageBreak/>
+        <w:t>REMERCIEMENTS</w:t>
+      </w:r>
+      <w:bookmarkEnd w:id="20"/>
+      <w:bookmarkEnd w:id="21"/>
+      <w:bookmarkEnd w:id="22"/>
+      <w:bookmarkEnd w:id="23"/>
+      <w:bookmarkEnd w:id="24"/>
+    </w:p>
+    <w:p/>
+    <w:p/>
+    <w:p/>
+    <w:p/>
+    <w:p/>
+    <w:p/>
+    <w:p/>
+    <w:p/>
+    <w:p/>
+    <w:p/>
+    <w:p/>
+    <w:p/>
+    <w:p/>
+    <w:p/>
+    <w:p/>
+    <w:p/>
+    <w:p/>
+    <w:p/>
+    <w:p/>
+    <w:p/>
+    <w:p/>
+    <w:p/>
+    <w:p/>
+    <w:p/>
+    <w:p/>
+    <w:p/>
+    <w:p/>
+    <w:p/>
+    <w:p/>
+    <w:p/>
+    <w:p>
+      <w:pPr>
+        <w:pStyle w:val="Titre2"/>
+        <w:numPr>
+          <w:ilvl w:val="0"/>
+          <w:numId w:val="0"/>
+        </w:numPr>
+        <w:jc w:val="both"/>
+        <w:rPr>
+          <w:u w:val="single"/>
+          <w:lang w:val="fr-FR"/>
+        </w:rPr>
+      </w:pPr>
+      <w:bookmarkStart w:id="25" w:name="_Toc139051737"/>
+      <w:bookmarkStart w:id="26" w:name="_Toc139052625"/>
+      <w:bookmarkStart w:id="27" w:name="_Toc140167627"/>
+      <w:bookmarkStart w:id="28" w:name="_Toc140169784"/>
+      <w:bookmarkStart w:id="29" w:name="_Toc140514024"/>
+      <w:r>
+        <w:rPr>
+          <w:u w:val="single"/>
+          <w:lang w:val="fr-FR"/>
+        </w:rPr>
+        <w:lastRenderedPageBreak/>
+        <w:t>Liste des figures</w:t>
+      </w:r>
+      <w:bookmarkEnd w:id="25"/>
+      <w:bookmarkEnd w:id="26"/>
+      <w:bookmarkEnd w:id="27"/>
+      <w:bookmarkEnd w:id="28"/>
+      <w:bookmarkEnd w:id="29"/>
+    </w:p>
+    <w:p/>
+    <w:p>
+      <w:pPr>
+        <w:pStyle w:val="Lgende"/>
+        <w:rPr>
+          <w:rFonts w:ascii="Times New Roman" w:hAnsi="Times New Roman" w:cs="Times New Roman"/>
+          <w:color w:val="FF0000"/>
+          <w:sz w:val="28"/>
+          <w:szCs w:val="28"/>
+          <w:lang w:val="fr-FR"/>
+        </w:rPr>
+      </w:pPr>
+      <w:r>
+        <w:rPr>
+          <w:lang w:val="fr-FR"/>
+        </w:rPr>
+        <w:t xml:space="preserve">Figure </w:t>
+      </w:r>
+      <w:r>
+        <w:rPr>
+          <w:lang w:val="fr-FR"/>
+        </w:rPr>
+        <w:t>1</w:t>
+      </w:r>
+      <w:r>
+        <w:rPr>
+          <w:lang w:val="fr-FR"/>
+        </w:rPr>
+        <w:t xml:space="preserve">: Situation géographique </w:t>
+      </w:r>
+      <w:r>
+        <w:rPr>
+          <w:lang w:val="fr-FR"/>
+        </w:rPr>
+        <w:t xml:space="preserve">Generation automobile </w:t>
+      </w:r>
+    </w:p>
+    <w:p>
+      <w:pPr>
+        <w:pStyle w:val="Lgende"/>
+        <w:rPr>
+          <w:lang w:val="fr-FR"/>
+        </w:rPr>
+      </w:pPr>
+      <w:r>
+        <w:rPr>
+          <w:lang w:val="fr-FR"/>
+        </w:rPr>
+        <w:t>Figure 2: Organigramme de generation automobile</w:t>
+      </w:r>
+    </w:p>
+    <w:p>
+      <w:pPr>
+        <w:pStyle w:val="Lgende"/>
+        <w:rPr>
+          <w:lang w:val="fr-FR"/>
+        </w:rPr>
+      </w:pPr>
+      <w:r>
+        <w:rPr>
+          <w:lang w:val="fr-FR"/>
+        </w:rPr>
+        <w:t>Figure 3: cycle en V</w:t>
+      </w:r>
+    </w:p>
+    <w:p>
+      <w:pPr>
+        <w:pStyle w:val="Lgende"/>
+        <w:rPr>
+          <w:lang w:val="fr-FR"/>
+        </w:rPr>
+      </w:pPr>
+      <w:r>
+        <w:rPr>
+          <w:lang w:val="fr-FR"/>
+        </w:rPr>
+        <w:t>Figure 4: diagramme de d'utilisation global du système</w:t>
+      </w:r>
+    </w:p>
+    <w:p>
+      <w:pPr>
+        <w:pStyle w:val="Lgende"/>
+        <w:rPr>
+          <w:lang w:val="fr-FR"/>
+        </w:rPr>
+      </w:pPr>
+      <w:r>
+        <w:rPr>
+          <w:lang w:val="fr-FR"/>
+        </w:rPr>
+        <w:t>Figure 5: diagramme de cas d’utilisation Gestion espace client</w:t>
+      </w:r>
+    </w:p>
+    <w:p>
+      <w:pPr>
+        <w:pStyle w:val="Lgende"/>
+        <w:rPr>
+          <w:lang w:val="fr-FR"/>
+        </w:rPr>
+      </w:pPr>
+      <w:r>
+        <w:rPr>
+          <w:lang w:val="fr-FR"/>
+        </w:rPr>
+        <w:t>Figure 6: diagramme de cas d’utilisation Gestion administrative et commercial</w:t>
+      </w:r>
+    </w:p>
+    <w:p>
+      <w:pPr>
+        <w:pStyle w:val="Lgende"/>
+        <w:rPr>
+          <w:lang w:val="fr-FR"/>
+        </w:rPr>
+      </w:pPr>
+      <w:r>
+        <w:rPr>
+          <w:lang w:val="fr-FR"/>
+        </w:rPr>
+        <w:t>Figure 7: diagramme de cas d’utilisation gestion des interventions</w:t>
+      </w:r>
+    </w:p>
+    <w:p>
+      <w:pPr>
+        <w:pStyle w:val="Lgende"/>
+        <w:rPr>
+          <w:lang w:val="fr-FR"/>
+        </w:rPr>
+      </w:pPr>
+      <w:r>
+        <w:rPr>
+          <w:lang w:val="fr-FR"/>
+        </w:rPr>
+        <w:t>Figure 8: diagramme de cas d’utilisation contrôle des interventions</w:t>
+      </w:r>
+    </w:p>
+    <w:p>
+      <w:pPr>
+        <w:pStyle w:val="Lgende"/>
+        <w:rPr>
+          <w:lang w:val="fr-FR"/>
+        </w:rPr>
+      </w:pPr>
+      <w:r>
+        <w:rPr>
+          <w:lang w:val="fr-FR"/>
+        </w:rPr>
+        <w:t>Figure 9: diagramme de cas d’utilisation gestion et paramétrage</w:t>
+      </w:r>
+    </w:p>
+    <w:p>
+      <w:pPr>
+        <w:pStyle w:val="Lgende"/>
+        <w:rPr>
+          <w:lang w:val="fr-FR"/>
+        </w:rPr>
+      </w:pPr>
+      <w:r>
+        <w:rPr>
+          <w:lang w:val="fr-FR"/>
+        </w:rPr>
+        <w:t xml:space="preserve">Figure 10: diagramme de séquence s’authentifier </w:t>
+      </w:r>
+    </w:p>
+    <w:p>
+      <w:pPr>
+        <w:pStyle w:val="Lgende"/>
+        <w:rPr>
+          <w:lang w:val="fr-FR"/>
+        </w:rPr>
+      </w:pPr>
+      <w:r>
+        <w:rPr>
+          <w:lang w:val="fr-FR"/>
+        </w:rPr>
+        <w:t>Figure 11: diagramme de séquence de prise de rdv</w:t>
+      </w:r>
+    </w:p>
+    <w:p>
+      <w:pPr>
+        <w:pStyle w:val="Lgende"/>
+        <w:rPr>
+          <w:lang w:val="fr-FR"/>
+        </w:rPr>
+      </w:pPr>
+      <w:r>
+        <w:rPr>
+          <w:lang w:val="fr-FR"/>
+        </w:rPr>
+        <w:t xml:space="preserve">Figure 12: diagramme de séquence créer ordre d’intervention </w:t>
+      </w:r>
+    </w:p>
+    <w:p>
+      <w:pPr>
+        <w:pStyle w:val="Lgende"/>
+        <w:rPr>
+          <w:lang w:val="fr-FR"/>
+        </w:rPr>
+      </w:pPr>
+      <w:r>
+        <w:rPr>
+          <w:lang w:val="fr-FR"/>
+        </w:rPr>
+        <w:t xml:space="preserve">Figure 13: diagramme de séquence superviser intervention </w:t>
+      </w:r>
+    </w:p>
+    <w:p>
+      <w:pPr>
+        <w:pStyle w:val="Lgende"/>
+        <w:rPr>
+          <w:rFonts w:ascii="Times New Roman" w:hAnsi="Times New Roman" w:cs="Times New Roman"/>
+          <w:szCs w:val="24"/>
+        </w:rPr>
+      </w:pPr>
+      <w:r>
+        <w:rPr>
+          <w:lang w:val="fr-FR"/>
+        </w:rPr>
+        <w:t xml:space="preserve">Figure 13: diagramme de séquence </w:t>
+      </w:r>
+      <w:r>
+        <w:rPr>
+          <w:rFonts w:ascii="Times New Roman" w:hAnsi="Times New Roman" w:cs="Times New Roman"/>
+          <w:szCs w:val="24"/>
+        </w:rPr>
+        <w:t>contrôler conformité véhicule</w:t>
+      </w:r>
+    </w:p>
+    <w:p>
+      <w:pPr>
+        <w:pStyle w:val="Lgende"/>
+        <w:rPr>
+          <w:rFonts w:ascii="Times New Roman" w:hAnsi="Times New Roman" w:cs="Times New Roman"/>
+          <w:szCs w:val="24"/>
+        </w:rPr>
+      </w:pPr>
+      <w:r>
+        <w:rPr>
+          <w:lang w:val="fr-FR"/>
+        </w:rPr>
+        <w:t xml:space="preserve">Figure 14: diagramme de </w:t>
+      </w:r>
+      <w:r>
+        <w:rPr>
+          <w:rFonts w:ascii="Times New Roman" w:hAnsi="Times New Roman" w:cs="Times New Roman"/>
+          <w:szCs w:val="24"/>
+        </w:rPr>
+        <w:t>gérer stock pièces</w:t>
+      </w:r>
+    </w:p>
+    <w:p>
+      <w:pPr>
+        <w:pStyle w:val="Lgende"/>
+        <w:rPr>
+          <w:rFonts w:ascii="Times New Roman" w:hAnsi="Times New Roman" w:cs="Times New Roman"/>
+          <w:szCs w:val="24"/>
+        </w:rPr>
+      </w:pPr>
+      <w:r>
+        <w:rPr>
+          <w:lang w:val="fr-FR"/>
+        </w:rPr>
+        <w:t xml:space="preserve">Figure 15: diagramme de </w:t>
+      </w:r>
+      <w:r>
+        <w:rPr>
+          <w:rFonts w:ascii="Times New Roman" w:hAnsi="Times New Roman" w:cs="Times New Roman"/>
+          <w:szCs w:val="24"/>
+        </w:rPr>
+        <w:t>classe</w:t>
+      </w:r>
+    </w:p>
+    <w:p>
+      <w:pPr>
+        <w:pStyle w:val="Lgende"/>
+        <w:rPr>
+          <w:lang w:val="fr-FR"/>
+        </w:rPr>
+      </w:pPr>
+      <w:r>
+        <w:rPr>
+          <w:lang w:val="fr-FR"/>
+        </w:rPr>
+        <w:t xml:space="preserve">Figure </w:t>
+      </w:r>
+      <w:r>
+        <w:rPr>
+          <w:lang w:val="fr-FR"/>
+        </w:rPr>
+        <w:t>15</w:t>
+      </w:r>
+      <w:r>
+        <w:rPr>
+          <w:lang w:val="fr-FR"/>
+        </w:rPr>
+        <w:t xml:space="preserve"> : Architecture d’un serveur web</w:t>
+      </w:r>
+    </w:p>
+    <w:p>
+      <w:pPr>
+        <w:pStyle w:val="Lgende"/>
+        <w:rPr>
+          <w:lang w:val="fr-FR"/>
+        </w:rPr>
+      </w:pPr>
+      <w:r>
+        <w:rPr>
+          <w:lang w:val="fr-FR"/>
+        </w:rPr>
+        <w:t xml:space="preserve">Figure </w:t>
+      </w:r>
+      <w:r>
+        <w:rPr>
+          <w:lang w:val="fr-FR"/>
+        </w:rPr>
+        <w:t>16</w:t>
+      </w:r>
+      <w:r>
+        <w:rPr>
+          <w:lang w:val="fr-FR"/>
+        </w:rPr>
+        <w:t xml:space="preserve"> : Architecture d’un serveur de base de données</w:t>
+      </w:r>
+    </w:p>
+    <w:p>
+      <w:pPr>
+        <w:pStyle w:val="Lgende"/>
+        <w:rPr>
+          <w:lang w:val="fr-FR"/>
+        </w:rPr>
+      </w:pPr>
+      <w:r>
+        <w:rPr>
+          <w:lang w:val="fr-FR"/>
+        </w:rPr>
+        <w:t>Figure</w:t>
+      </w:r>
+      <w:r>
+        <w:rPr>
+          <w:lang w:val="fr-FR"/>
+        </w:rPr>
+        <w:t xml:space="preserve"> 17</w:t>
+      </w:r>
+      <w:r>
+        <w:rPr>
+          <w:lang w:val="fr-FR"/>
+        </w:rPr>
+        <w:t>: Architecture MVC</w:t>
+      </w:r>
+    </w:p>
+    <w:p/>
+    <w:p/>
+    <w:p/>
+    <w:p>
+      <w:pPr>
+        <w:rPr>
+          <w:lang w:val="fr-SN"/>
+        </w:rPr>
+      </w:pPr>
+    </w:p>
+    <w:p>
+      <w:pPr>
+        <w:rPr>
+          <w:lang w:val="fr-SN"/>
+        </w:rPr>
+      </w:pPr>
+    </w:p>
+    <w:p/>
+    <w:p/>
+    <w:p/>
+    <w:p/>
+    <w:p/>
+    <w:p/>
+    <w:p/>
+    <w:p/>
+    <w:p/>
+    <w:p/>
+    <w:p/>
+    <w:p/>
+    <w:p/>
+    <w:p/>
+    <w:p/>
+    <w:p/>
+    <w:p/>
+    <w:p/>
+    <w:p/>
+    <w:p/>
+    <w:p/>
+    <w:p/>
+    <w:p/>
+    <w:p/>
+    <w:p/>
+    <w:p/>
+    <w:p/>
+    <w:p/>
+    <w:p/>
+    <w:p/>
+    <w:p/>
+    <w:p/>
+    <w:p/>
+    <w:p/>
+    <w:p/>
+    <w:p/>
+    <w:p/>
+    <w:p/>
+    <w:p/>
+    <w:p/>
+    <w:p/>
+    <w:p/>
+    <w:p/>
+    <w:p>
+      <w:pPr>
+        <w:spacing w:after="0" w:line="276" w:lineRule="auto"/>
         <w:rPr>
           <w:rFonts w:ascii="Times New Roman" w:hAnsi="Times New Roman" w:cs="Times New Roman"/>
           <w:b/>
           <w:bCs/>
         </w:rPr>
-        <w:t>BIBLIOGRAPHIE / WEBOGRAPHIE</w:t>
-      </w:r>
-    </w:p>
-    <w:p>
-      <w:pPr>
-        <w:spacing w:after="0" w:line="276" w:lineRule="auto"/>
-        <w:rPr>
-          <w:rFonts w:ascii="Times New Roman" w:hAnsi="Times New Roman" w:cs="Times New Roman"/>
-          <w:b/>
-          <w:bCs/>
-        </w:rPr>
-      </w:pPr>
-      <w:r>
-        <w:rPr>
-          <w:rFonts w:ascii="Times New Roman" w:hAnsi="Times New Roman" w:cs="Times New Roman"/>
-          <w:b/>
-          <w:bCs/>
-        </w:rPr>
-        <w:t>ANNEXES</w:t>
-      </w:r>
+      </w:pPr>
     </w:p>
     <w:p>
       <w:pPr>
@@ -3268,7 +3785,6 @@
           <w:szCs w:val="32"/>
           <w:u w:val="single"/>
         </w:rPr>
-        <w:lastRenderedPageBreak/>
         <w:t>INTRODUCTION GENERALE</w:t>
       </w:r>
     </w:p>
@@ -4178,7 +4694,6 @@
         <w:pStyle w:val="Titre1"/>
       </w:pPr>
       <w:r>
-        <w:lastRenderedPageBreak/>
         <w:t>CADRE THÉORIQUE</w:t>
       </w:r>
     </w:p>
@@ -4832,43 +5347,12 @@
                                 <w:lang w:val="fr-FR"/>
                               </w:rPr>
                             </w:pPr>
-                            <w:bookmarkStart w:id="15" w:name="_Toc140043575"/>
+                            <w:bookmarkStart w:id="30" w:name="_Toc140043575"/>
                             <w:r>
                               <w:rPr>
                                 <w:lang w:val="fr-FR"/>
                               </w:rPr>
-                              <w:t xml:space="preserve">Figure </w:t>
-                            </w:r>
-                            <w:r>
-                              <w:rPr>
-                                <w:lang w:val="fr-FR"/>
-                              </w:rPr>
-                              <w:fldChar w:fldCharType="begin"/>
-                            </w:r>
-                            <w:r>
-                              <w:rPr>
-                                <w:lang w:val="fr-FR"/>
-                              </w:rPr>
-                              <w:instrText xml:space="preserve"> SEQ Figure \* ARABIC </w:instrText>
-                            </w:r>
-                            <w:r>
-                              <w:rPr>
-                                <w:lang w:val="fr-FR"/>
-                              </w:rPr>
-                              <w:fldChar w:fldCharType="separate"/>
-                            </w:r>
-                            <w:r>
-                              <w:rPr>
-                                <w:noProof/>
-                                <w:lang w:val="fr-FR"/>
-                              </w:rPr>
-                              <w:t>1</w:t>
-                            </w:r>
-                            <w:r>
-                              <w:rPr>
-                                <w:lang w:val="fr-FR"/>
-                              </w:rPr>
-                              <w:fldChar w:fldCharType="end"/>
+                              <w:t>Tableau1</w:t>
                             </w:r>
                             <w:r>
                               <w:rPr>
@@ -4876,12 +5360,34 @@
                               </w:rPr>
                               <w:t>:</w:t>
                             </w:r>
-                            <w:bookmarkEnd w:id="15"/>
+                            <w:bookmarkEnd w:id="30"/>
                             <w:r>
                               <w:rPr>
                                 <w:lang w:val="fr-FR"/>
                               </w:rPr>
-                              <w:t xml:space="preserve"> les différentes discipline du garage</w:t>
+                              <w:t xml:space="preserve"> les différents </w:t>
+                            </w:r>
+                            <w:r>
+                              <w:rPr>
+                                <w:rFonts w:ascii="Times New Roman" w:eastAsia="Times New Roman" w:hAnsi="Times New Roman" w:cs="Times New Roman"/>
+                                <w:szCs w:val="24"/>
+                                <w:lang w:eastAsia="fr-FR"/>
+                              </w:rPr>
+                              <w:t>c</w:t>
+                            </w:r>
+                            <w:r>
+                              <w:rPr>
+                                <w:rFonts w:ascii="Times New Roman" w:eastAsia="Times New Roman" w:hAnsi="Times New Roman" w:cs="Times New Roman"/>
+                                <w:szCs w:val="24"/>
+                                <w:lang w:eastAsia="fr-FR"/>
+                              </w:rPr>
+                              <w:t>orps de métier</w:t>
+                            </w:r>
+                            <w:r>
+                              <w:rPr>
+                                <w:lang w:val="fr-FR"/>
+                              </w:rPr>
+                              <w:t xml:space="preserve"> du garage</w:t>
                             </w:r>
                           </w:p>
                         </w:txbxContent>
@@ -4918,43 +5424,12 @@
                           <w:lang w:val="fr-FR"/>
                         </w:rPr>
                       </w:pPr>
-                      <w:bookmarkStart w:id="16" w:name="_Toc140043575"/>
+                      <w:bookmarkStart w:id="31" w:name="_Toc140043575"/>
                       <w:r>
                         <w:rPr>
                           <w:lang w:val="fr-FR"/>
                         </w:rPr>
-                        <w:t xml:space="preserve">Figure </w:t>
-                      </w:r>
-                      <w:r>
-                        <w:rPr>
-                          <w:lang w:val="fr-FR"/>
-                        </w:rPr>
-                        <w:fldChar w:fldCharType="begin"/>
-                      </w:r>
-                      <w:r>
-                        <w:rPr>
-                          <w:lang w:val="fr-FR"/>
-                        </w:rPr>
-                        <w:instrText xml:space="preserve"> SEQ Figure \* ARABIC </w:instrText>
-                      </w:r>
-                      <w:r>
-                        <w:rPr>
-                          <w:lang w:val="fr-FR"/>
-                        </w:rPr>
-                        <w:fldChar w:fldCharType="separate"/>
-                      </w:r>
-                      <w:r>
-                        <w:rPr>
-                          <w:noProof/>
-                          <w:lang w:val="fr-FR"/>
-                        </w:rPr>
-                        <w:t>1</w:t>
-                      </w:r>
-                      <w:r>
-                        <w:rPr>
-                          <w:lang w:val="fr-FR"/>
-                        </w:rPr>
-                        <w:fldChar w:fldCharType="end"/>
+                        <w:t>Tableau1</w:t>
                       </w:r>
                       <w:r>
                         <w:rPr>
@@ -4962,12 +5437,34 @@
                         </w:rPr>
                         <w:t>:</w:t>
                       </w:r>
-                      <w:bookmarkEnd w:id="16"/>
+                      <w:bookmarkEnd w:id="31"/>
                       <w:r>
                         <w:rPr>
                           <w:lang w:val="fr-FR"/>
                         </w:rPr>
-                        <w:t xml:space="preserve"> les différentes discipline du garage</w:t>
+                        <w:t xml:space="preserve"> les différents </w:t>
+                      </w:r>
+                      <w:r>
+                        <w:rPr>
+                          <w:rFonts w:ascii="Times New Roman" w:eastAsia="Times New Roman" w:hAnsi="Times New Roman" w:cs="Times New Roman"/>
+                          <w:szCs w:val="24"/>
+                          <w:lang w:eastAsia="fr-FR"/>
+                        </w:rPr>
+                        <w:t>c</w:t>
+                      </w:r>
+                      <w:r>
+                        <w:rPr>
+                          <w:rFonts w:ascii="Times New Roman" w:eastAsia="Times New Roman" w:hAnsi="Times New Roman" w:cs="Times New Roman"/>
+                          <w:szCs w:val="24"/>
+                          <w:lang w:eastAsia="fr-FR"/>
+                        </w:rPr>
+                        <w:t>orps de métier</w:t>
+                      </w:r>
+                      <w:r>
+                        <w:rPr>
+                          <w:lang w:val="fr-FR"/>
+                        </w:rPr>
+                        <w:t xml:space="preserve"> du garage</w:t>
                       </w:r>
                     </w:p>
                   </w:txbxContent>
@@ -5013,7 +5510,21 @@
           <w:color w:val="2B2D38"/>
           <w:shd w:val="clear" w:color="auto" w:fill="FFFFFF"/>
         </w:rPr>
-        <w:t xml:space="preserve">La diversité des compétences du garage lui permet de réaliser un large </w:t>
+        <w:t>La diversité des compétences du garage lui permet de réaliser un</w:t>
+      </w:r>
+      <w:r>
+        <w:rPr>
+          <w:color w:val="2B2D38"/>
+          <w:shd w:val="clear" w:color="auto" w:fill="FFFFFF"/>
+        </w:rPr>
+        <w:t>e</w:t>
+      </w:r>
+      <w:r>
+        <w:rPr>
+          <w:color w:val="2B2D38"/>
+          <w:shd w:val="clear" w:color="auto" w:fill="FFFFFF"/>
+        </w:rPr>
+        <w:t xml:space="preserve"> large </w:t>
       </w:r>
       <w:r>
         <w:rPr>
@@ -5106,6 +5617,7 @@
           <w:color w:val="2B2D38"/>
           <w:shd w:val="clear" w:color="auto" w:fill="FFFFFF"/>
         </w:rPr>
+        <w:lastRenderedPageBreak/>
         <w:t>Notre projet de fin d'études s’inscrit dans ce cadre. Il consiste à concevoir et développer une application informatique sur mesure, spécialement adaptée aux besoins opérationnels du garage Génération Automobile. Cette solution permettra de se libérer des contraintes liées à Odoo, notamment le coût annuel de licence et la dépendance à un technicien externe pour les mises à jour. Elle offrira un outil simple, intuitif et parfaitement adapté aux réalités du terrain.</w:t>
       </w:r>
     </w:p>
@@ -5154,7 +5666,6 @@
           <w:noProof/>
           <w:lang w:eastAsia="fr-FR"/>
         </w:rPr>
-        <w:lastRenderedPageBreak/>
         <w:drawing>
           <wp:inline distT="0" distB="0" distL="0" distR="0" wp14:anchorId="59EB6AF5" wp14:editId="37730CED">
             <wp:extent cx="3727048" cy="2349500"/>
@@ -5265,7 +5776,7 @@
                               <w:rPr>
                                 <w:lang w:val="fr-FR"/>
                               </w:rPr>
-                              <w:t>2</w:t>
+                              <w:t>1</w:t>
                             </w:r>
                             <w:r>
                               <w:rPr>
@@ -5277,7 +5788,7 @@
                               <w:rPr>
                                 <w:lang w:val="fr-FR"/>
                               </w:rPr>
-                              <w:t xml:space="preserve">Generation automobile </w:t>
+                              <w:t xml:space="preserve">Génération automobile </w:t>
                             </w:r>
                           </w:p>
                         </w:txbxContent>
@@ -5320,7 +5831,7 @@
                         <w:rPr>
                           <w:lang w:val="fr-FR"/>
                         </w:rPr>
-                        <w:t>2</w:t>
+                        <w:t>1</w:t>
                       </w:r>
                       <w:r>
                         <w:rPr>
@@ -5332,7 +5843,7 @@
                         <w:rPr>
                           <w:lang w:val="fr-FR"/>
                         </w:rPr>
-                        <w:t xml:space="preserve">Generation automobile </w:t>
+                        <w:t xml:space="preserve">Génération automobile </w:t>
                       </w:r>
                     </w:p>
                   </w:txbxContent>
@@ -5346,12 +5857,23 @@
     </w:p>
     <w:p>
       <w:pPr>
-        <w:rPr>
-          <w:rFonts w:ascii="Times New Roman" w:hAnsi="Times New Roman" w:cs="Times New Roman"/>
-          <w:sz w:val="24"/>
-          <w:szCs w:val="24"/>
-        </w:rPr>
-      </w:pPr>
+        <w:tabs>
+          <w:tab w:val="left" w:pos="3979"/>
+        </w:tabs>
+        <w:rPr>
+          <w:rFonts w:ascii="Times New Roman" w:hAnsi="Times New Roman" w:cs="Times New Roman"/>
+          <w:sz w:val="24"/>
+          <w:szCs w:val="24"/>
+        </w:rPr>
+      </w:pPr>
+      <w:r>
+        <w:rPr>
+          <w:rFonts w:ascii="Times New Roman" w:hAnsi="Times New Roman" w:cs="Times New Roman"/>
+          <w:sz w:val="24"/>
+          <w:szCs w:val="24"/>
+        </w:rPr>
+        <w:t xml:space="preserve"> </w:t>
+      </w:r>
     </w:p>
     <w:p>
       <w:pPr>
@@ -5369,6 +5891,7 @@
           <w:b/>
           <w:sz w:val="24"/>
           <w:szCs w:val="24"/>
+          <w:u w:val="single"/>
         </w:rPr>
       </w:pPr>
       <w:r>
@@ -5390,44 +5913,42 @@
           </wp:inline>
         </w:drawing>
       </w:r>
-    </w:p>
-    <w:p>
-      <w:pPr>
-        <w:pStyle w:val="Lgende"/>
-        <w:rPr>
+      <w:bookmarkStart w:id="32" w:name="_Toc140043576"/>
+      <w:r>
+        <w:rPr>
+          <w:b/>
           <w:u w:val="single"/>
-          <w:lang w:val="fr-FR"/>
-        </w:rPr>
-      </w:pPr>
-      <w:bookmarkStart w:id="17" w:name="_Toc140043576"/>
-      <w:r>
-        <w:rPr>
+        </w:rPr>
+        <w:t xml:space="preserve">Figure </w:t>
+      </w:r>
+      <w:r>
+        <w:rPr>
+          <w:b/>
           <w:u w:val="single"/>
-          <w:lang w:val="fr-FR"/>
-        </w:rPr>
-        <w:t xml:space="preserve">Figure </w:t>
-      </w:r>
-      <w:r>
-        <w:rPr>
+        </w:rPr>
+        <w:t>2</w:t>
+      </w:r>
+      <w:r>
+        <w:rPr>
+          <w:b/>
           <w:u w:val="single"/>
-          <w:lang w:val="fr-FR"/>
-        </w:rPr>
-        <w:t>3</w:t>
-      </w:r>
-      <w:r>
-        <w:rPr>
+        </w:rPr>
+        <w:t xml:space="preserve">: Organigramme de </w:t>
+      </w:r>
+      <w:bookmarkEnd w:id="32"/>
+      <w:r>
+        <w:rPr>
+          <w:b/>
           <w:u w:val="single"/>
-          <w:lang w:val="fr-FR"/>
-        </w:rPr>
-        <w:t xml:space="preserve">: Organigramme de </w:t>
-      </w:r>
-      <w:bookmarkEnd w:id="17"/>
-      <w:r>
-        <w:rPr>
+        </w:rPr>
+        <w:t xml:space="preserve">Génération </w:t>
+      </w:r>
+      <w:r>
+        <w:rPr>
+          <w:b/>
           <w:u w:val="single"/>
-          <w:lang w:val="fr-FR"/>
-        </w:rPr>
-        <w:t>generation automobile</w:t>
+        </w:rPr>
+        <w:t>automobile</w:t>
       </w:r>
     </w:p>
     <w:p>
@@ -5528,7 +6049,6 @@
           <w:szCs w:val="24"/>
           <w:shd w:val="clear" w:color="auto" w:fill="FFFFFF"/>
         </w:rPr>
-        <w:lastRenderedPageBreak/>
         <w:t>Comment concevoir et développer une application informatique autonome et sans coût de licence, afin de satisfaire précisément les besoins opérationnels du garage Génération Automobile pour la gestion des interventions, tout en évitant les contraintes financières et techniques liées à l’utilisation d’un ERP généraliste ?</w:t>
       </w:r>
     </w:p>
@@ -5568,7 +6088,7 @@
           <w:szCs w:val="24"/>
           <w:shd w:val="clear" w:color="auto" w:fill="FFFFFF"/>
         </w:rPr>
-        <w:t>L'objectif général de ce mémoire est de concevoir et de développer une application informatique qui permette de gérer les interventions du garage Génération Automobile. L'objectif est de proposer une alternative légère, gratuite, autonome et sur mesure à la solution Odoo actuellement utilisée. Cette alternative doit être mieux adaptée aux réalités opérationnelles et financières du garage Génération Automobile.</w:t>
+        <w:t xml:space="preserve">L'objectif général de ce mémoire est de concevoir et de développer une application informatique qui permette de gérer les interventions du garage Génération Automobile. </w:t>
       </w:r>
     </w:p>
     <w:p>
@@ -5578,6 +6098,32 @@
       </w:pPr>
       <w:r>
         <w:t>Objectifs spécifiques :</w:t>
+      </w:r>
+    </w:p>
+    <w:p>
+      <w:pPr>
+        <w:spacing w:line="276" w:lineRule="auto"/>
+        <w:rPr>
+          <w:rFonts w:ascii="Times New Roman" w:hAnsi="Times New Roman" w:cs="Times New Roman"/>
+          <w:sz w:val="24"/>
+          <w:szCs w:val="24"/>
+        </w:rPr>
+      </w:pPr>
+      <w:r>
+        <w:rPr>
+          <w:rFonts w:ascii="Times New Roman" w:hAnsi="Times New Roman" w:cs="Times New Roman"/>
+          <w:sz w:val="24"/>
+          <w:szCs w:val="24"/>
+        </w:rPr>
+        <w:t>Pour atteindre notre objectif général, nous f</w:t>
+      </w:r>
+      <w:r>
+        <w:rPr>
+          <w:rFonts w:ascii="Times New Roman" w:hAnsi="Times New Roman" w:cs="Times New Roman"/>
+          <w:sz w:val="24"/>
+          <w:szCs w:val="24"/>
+        </w:rPr>
+        <w:t>ixons des objectifs spécifiques suivants :</w:t>
       </w:r>
     </w:p>
     <w:p>
@@ -5600,23 +6146,6 @@
           <w:sz w:val="24"/>
           <w:szCs w:val="24"/>
         </w:rPr>
-        <w:t>Pour atteindre notre objectif général, nous fixons des objectifs spécifiques.</w:t>
-      </w:r>
-      <w:r>
-        <w:rPr>
-          <w:rFonts w:ascii="Times New Roman" w:hAnsi="Times New Roman" w:cs="Times New Roman"/>
-          <w:color w:val="101010"/>
-          <w:sz w:val="24"/>
-          <w:szCs w:val="24"/>
-        </w:rPr>
-        <w:br/>
-      </w:r>
-      <w:r>
-        <w:rPr>
-          <w:rFonts w:ascii="Times New Roman" w:hAnsi="Times New Roman" w:cs="Times New Roman"/>
-          <w:sz w:val="24"/>
-          <w:szCs w:val="24"/>
-        </w:rPr>
         <w:t>Analyser l'existant en étudiant le garage et en identifiant les limites d'Odoo comme le coût de licence et la dépendance à un technicien externe.</w:t>
       </w:r>
     </w:p>
@@ -5954,6 +6483,7 @@
           <w:szCs w:val="24"/>
           <w:lang w:eastAsia="fr-FR"/>
         </w:rPr>
+        <w:lastRenderedPageBreak/>
         <w:t xml:space="preserve">Un </w:t>
       </w:r>
       <w:r>
@@ -6002,7 +6532,6 @@
         <w:pStyle w:val="Titre1"/>
       </w:pPr>
       <w:r>
-        <w:lastRenderedPageBreak/>
         <w:t>CADRE MÉTHODOLOGIQUE</w:t>
       </w:r>
     </w:p>
@@ -6546,7 +7075,7 @@
           <w:u w:val="single"/>
           <w:lang w:val="fr-FR"/>
         </w:rPr>
-        <w:t>4</w:t>
+        <w:t>3</w:t>
       </w:r>
       <w:r>
         <w:rPr>
@@ -9380,7 +9909,7 @@
           <w:b/>
           <w:u w:val="single"/>
         </w:rPr>
-        <w:t>Tableau1</w:t>
+        <w:t>Tableau2</w:t>
       </w:r>
       <w:r>
         <w:rPr>
@@ -10673,7 +11202,7 @@
           <w:szCs w:val="24"/>
         </w:rPr>
       </w:pPr>
-      <w:bookmarkStart w:id="18" w:name="_Toc139027546"/>
+      <w:bookmarkStart w:id="33" w:name="_Toc139027546"/>
       <w:r>
         <w:rPr>
           <w:u w:val="single"/>
@@ -10684,7 +11213,7 @@
         <w:rPr>
           <w:u w:val="single"/>
         </w:rPr>
-        <w:t xml:space="preserve">2 </w:t>
+        <w:t>3</w:t>
       </w:r>
       <w:r>
         <w:rPr>
@@ -10704,7 +11233,7 @@
         </w:rPr>
         <w:t>Comparaison de merise et uml</w:t>
       </w:r>
-      <w:bookmarkEnd w:id="18"/>
+      <w:bookmarkEnd w:id="33"/>
     </w:p>
     <w:p>
       <w:pPr>
@@ -11891,7 +12420,13 @@
         <w:rPr>
           <w:u w:val="single"/>
         </w:rPr>
-        <w:t xml:space="preserve">3 </w:t>
+        <w:t>4</w:t>
+      </w:r>
+      <w:r>
+        <w:rPr>
+          <w:u w:val="single"/>
+        </w:rPr>
+        <w:t xml:space="preserve"> </w:t>
       </w:r>
       <w:r>
         <w:rPr>
@@ -12429,7 +12964,13 @@
         <w:rPr>
           <w:u w:val="single"/>
         </w:rPr>
-        <w:t xml:space="preserve">4 </w:t>
+        <w:t>5</w:t>
+      </w:r>
+      <w:r>
+        <w:rPr>
+          <w:u w:val="single"/>
+        </w:rPr>
+        <w:t xml:space="preserve"> </w:t>
       </w:r>
       <w:r>
         <w:rPr>
@@ -12991,7 +13532,7 @@
         <w:rPr>
           <w:u w:val="single"/>
         </w:rPr>
-        <w:t xml:space="preserve"> 5</w:t>
+        <w:t xml:space="preserve"> 6</w:t>
       </w:r>
       <w:r>
         <w:rPr>
@@ -13044,30 +13585,6 @@
           <w:szCs w:val="24"/>
         </w:rPr>
       </w:pPr>
-      <w:r>
-        <w:rPr>
-          <w:u w:val="single"/>
-        </w:rPr>
-        <w:t>Tableau</w:t>
-      </w:r>
-      <w:r>
-        <w:rPr>
-          <w:u w:val="single"/>
-        </w:rPr>
-        <w:t xml:space="preserve"> 6</w:t>
-      </w:r>
-      <w:r>
-        <w:rPr>
-          <w:u w:val="single"/>
-        </w:rPr>
-        <w:t xml:space="preserve"> </w:t>
-      </w:r>
-      <w:r>
-        <w:rPr>
-          <w:u w:val="single"/>
-        </w:rPr>
-        <w:t>: gestion clients et véhicule</w:t>
-      </w:r>
     </w:p>
     <w:tbl>
       <w:tblPr>
@@ -13436,6 +13953,30 @@
           <w:szCs w:val="24"/>
         </w:rPr>
       </w:pPr>
+      <w:r>
+        <w:rPr>
+          <w:u w:val="single"/>
+        </w:rPr>
+        <w:t>Tableau</w:t>
+      </w:r>
+      <w:r>
+        <w:rPr>
+          <w:u w:val="single"/>
+        </w:rPr>
+        <w:t xml:space="preserve"> 7</w:t>
+      </w:r>
+      <w:r>
+        <w:rPr>
+          <w:u w:val="single"/>
+        </w:rPr>
+        <w:t xml:space="preserve"> </w:t>
+      </w:r>
+      <w:r>
+        <w:rPr>
+          <w:u w:val="single"/>
+        </w:rPr>
+        <w:t>: gestion clients et véhicule</w:t>
+      </w:r>
     </w:p>
     <w:p>
       <w:pPr>
@@ -14172,7 +14713,7 @@
         <w:rPr>
           <w:u w:val="single"/>
         </w:rPr>
-        <w:t xml:space="preserve"> 7</w:t>
+        <w:t xml:space="preserve"> 8</w:t>
       </w:r>
       <w:r>
         <w:rPr>
@@ -14607,7 +15148,7 @@
         <w:rPr>
           <w:u w:val="single"/>
         </w:rPr>
-        <w:t xml:space="preserve"> 8</w:t>
+        <w:t xml:space="preserve"> 9</w:t>
       </w:r>
       <w:r>
         <w:rPr>
@@ -15099,7 +15640,7 @@
         <w:rPr>
           <w:u w:val="single"/>
         </w:rPr>
-        <w:t xml:space="preserve"> 9</w:t>
+        <w:t xml:space="preserve"> 10</w:t>
       </w:r>
       <w:r>
         <w:rPr>
@@ -16543,8 +17084,14 @@
       <w:pPr>
         <w:pStyle w:val="Titre4"/>
         <w:jc w:val="left"/>
-      </w:pPr>
-      <w:r>
+        <w:rPr>
+          <w:i w:val="0"/>
+        </w:rPr>
+      </w:pPr>
+      <w:r>
+        <w:rPr>
+          <w:i w:val="0"/>
+        </w:rPr>
         <w:t>Diagramme de cas d'utilisation global</w:t>
       </w:r>
     </w:p>
@@ -16862,6 +17409,9 @@
         </w:rPr>
       </w:pPr>
       <w:r>
+        <w:rPr>
+          <w:i w:val="0"/>
+        </w:rPr>
         <w:t>Diagramme de cas d'utilisation Gestion espace client</w:t>
       </w:r>
     </w:p>
@@ -16897,7 +17447,7 @@
           <wp:inline distT="0" distB="0" distL="0" distR="0">
             <wp:extent cx="5760720" cy="5664835"/>
             <wp:effectExtent l="0" t="0" r="0" b="0"/>
-            <wp:docPr id="13" name="Image 13"/>
+            <wp:docPr id="2" name="Image 2"/>
             <wp:cNvGraphicFramePr>
               <a:graphicFrameLocks xmlns:a="http://schemas.openxmlformats.org/drawingml/2006/main" noChangeAspect="1"/>
             </wp:cNvGraphicFramePr>
@@ -16905,7 +17455,7 @@
               <a:graphicData uri="http://schemas.openxmlformats.org/drawingml/2006/picture">
                 <pic:pic xmlns:pic="http://schemas.openxmlformats.org/drawingml/2006/picture">
                   <pic:nvPicPr>
-                    <pic:cNvPr id="13" name="Clt.png"/>
+                    <pic:cNvPr id="2" name="Clit.drawio.png"/>
                     <pic:cNvPicPr/>
                   </pic:nvPicPr>
                   <pic:blipFill>
@@ -17027,9 +17577,9 @@
         <w:lastRenderedPageBreak/>
         <w:drawing>
           <wp:inline distT="0" distB="0" distL="0" distR="0">
-            <wp:extent cx="5760720" cy="5050790"/>
+            <wp:extent cx="5760720" cy="4881245"/>
             <wp:effectExtent l="0" t="0" r="0" b="0"/>
-            <wp:docPr id="14" name="Image 14"/>
+            <wp:docPr id="27" name="Image 27"/>
             <wp:cNvGraphicFramePr>
               <a:graphicFrameLocks xmlns:a="http://schemas.openxmlformats.org/drawingml/2006/main" noChangeAspect="1"/>
             </wp:cNvGraphicFramePr>
@@ -17037,7 +17587,7 @@
               <a:graphicData uri="http://schemas.openxmlformats.org/drawingml/2006/picture">
                 <pic:pic xmlns:pic="http://schemas.openxmlformats.org/drawingml/2006/picture">
                   <pic:nvPicPr>
-                    <pic:cNvPr id="14" name="rpte.drawio.png"/>
+                    <pic:cNvPr id="27" name="recete.drawio.png"/>
                     <pic:cNvPicPr/>
                   </pic:nvPicPr>
                   <pic:blipFill>
@@ -17055,7 +17605,7 @@
                   <pic:spPr>
                     <a:xfrm>
                       <a:off x="0" y="0"/>
-                      <a:ext cx="5760720" cy="5050790"/>
+                      <a:ext cx="5760720" cy="4881245"/>
                     </a:xfrm>
                     <a:prstGeom prst="rect">
                       <a:avLst/>
@@ -17145,7 +17695,7 @@
           <wp:inline distT="0" distB="0" distL="0" distR="0">
             <wp:extent cx="5760720" cy="4802505"/>
             <wp:effectExtent l="0" t="0" r="0" b="0"/>
-            <wp:docPr id="15" name="Image 15"/>
+            <wp:docPr id="29" name="Image 29"/>
             <wp:cNvGraphicFramePr>
               <a:graphicFrameLocks xmlns:a="http://schemas.openxmlformats.org/drawingml/2006/main" noChangeAspect="1"/>
             </wp:cNvGraphicFramePr>
@@ -17153,7 +17703,7 @@
               <a:graphicData uri="http://schemas.openxmlformats.org/drawingml/2006/picture">
                 <pic:pic xmlns:pic="http://schemas.openxmlformats.org/drawingml/2006/picture">
                   <pic:nvPicPr>
-                    <pic:cNvPr id="15" name="chef de depart.drawio.png"/>
+                    <pic:cNvPr id="29" name="cfdd.drawio.png"/>
                     <pic:cNvPicPr/>
                   </pic:nvPicPr>
                   <pic:blipFill>
@@ -17298,7 +17848,7 @@
           <wp:inline distT="0" distB="0" distL="0" distR="0">
             <wp:extent cx="5760720" cy="4182110"/>
             <wp:effectExtent l="0" t="0" r="0" b="8890"/>
-            <wp:docPr id="16" name="Image 16"/>
+            <wp:docPr id="31" name="Image 31"/>
             <wp:cNvGraphicFramePr>
               <a:graphicFrameLocks xmlns:a="http://schemas.openxmlformats.org/drawingml/2006/main" noChangeAspect="1"/>
             </wp:cNvGraphicFramePr>
@@ -17306,7 +17856,7 @@
               <a:graphicData uri="http://schemas.openxmlformats.org/drawingml/2006/picture">
                 <pic:pic xmlns:pic="http://schemas.openxmlformats.org/drawingml/2006/picture">
                   <pic:nvPicPr>
-                    <pic:cNvPr id="16" name="directtechnique.drawio.png"/>
+                    <pic:cNvPr id="31" name="dte.drawio.png"/>
                     <pic:cNvPicPr/>
                   </pic:nvPicPr>
                   <pic:blipFill>
@@ -17435,7 +17985,7 @@
           <wp:inline distT="0" distB="0" distL="0" distR="0">
             <wp:extent cx="5760720" cy="4185920"/>
             <wp:effectExtent l="0" t="0" r="0" b="5080"/>
-            <wp:docPr id="21" name="Image 21"/>
+            <wp:docPr id="32" name="Image 32"/>
             <wp:cNvGraphicFramePr>
               <a:graphicFrameLocks xmlns:a="http://schemas.openxmlformats.org/drawingml/2006/main" noChangeAspect="1"/>
             </wp:cNvGraphicFramePr>
@@ -17443,7 +17993,7 @@
               <a:graphicData uri="http://schemas.openxmlformats.org/drawingml/2006/picture">
                 <pic:pic xmlns:pic="http://schemas.openxmlformats.org/drawingml/2006/picture">
                   <pic:nvPicPr>
-                    <pic:cNvPr id="21" name="admi.drawio.png"/>
+                    <pic:cNvPr id="32" name="ad1.drawio.png"/>
                     <pic:cNvPicPr/>
                   </pic:nvPicPr>
                   <pic:blipFill>
@@ -17758,14 +18308,7 @@
           <w:u w:val="single"/>
           <w:lang w:val="fr-FR"/>
         </w:rPr>
-        <w:t xml:space="preserve">diagramme de </w:t>
-      </w:r>
-      <w:r>
-        <w:rPr>
-          <w:u w:val="single"/>
-          <w:lang w:val="fr-FR"/>
-        </w:rPr>
-        <w:t xml:space="preserve">séquence s’authentifier </w:t>
+        <w:t xml:space="preserve">diagramme de séquence s’authentifier </w:t>
       </w:r>
     </w:p>
     <w:p>
@@ -18823,14 +19366,7 @@
           <w:u w:val="single"/>
           <w:lang w:val="fr-FR"/>
         </w:rPr>
-        <w:t>diagramme de séquence</w:t>
-      </w:r>
-      <w:r>
-        <w:rPr>
-          <w:u w:val="single"/>
-          <w:lang w:val="fr-FR"/>
-        </w:rPr>
-        <w:t xml:space="preserve"> de prise de rdv</w:t>
+        <w:t>diagramme de séquence de prise de rdv</w:t>
       </w:r>
     </w:p>
     <w:p>
@@ -19683,21 +20219,7 @@
           <w:u w:val="single"/>
           <w:lang w:val="fr-FR"/>
         </w:rPr>
-        <w:t xml:space="preserve">diagramme de séquence </w:t>
-      </w:r>
-      <w:r>
-        <w:rPr>
-          <w:u w:val="single"/>
-          <w:lang w:val="fr-FR"/>
-        </w:rPr>
-        <w:t>créer ordre d’intervention</w:t>
-      </w:r>
-      <w:r>
-        <w:rPr>
-          <w:u w:val="single"/>
-          <w:lang w:val="fr-FR"/>
-        </w:rPr>
-        <w:t xml:space="preserve"> </w:t>
+        <w:t xml:space="preserve">diagramme de séquence créer ordre d’intervention </w:t>
       </w:r>
     </w:p>
     <w:p>
@@ -20342,21 +20864,7 @@
           <w:u w:val="single"/>
           <w:lang w:val="fr-FR"/>
         </w:rPr>
-        <w:t xml:space="preserve">diagramme de séquence </w:t>
-      </w:r>
-      <w:r>
-        <w:rPr>
-          <w:u w:val="single"/>
-          <w:lang w:val="fr-FR"/>
-        </w:rPr>
-        <w:t>superviser intervention</w:t>
-      </w:r>
-      <w:r>
-        <w:rPr>
-          <w:u w:val="single"/>
-          <w:lang w:val="fr-FR"/>
-        </w:rPr>
-        <w:t xml:space="preserve"> </w:t>
+        <w:t xml:space="preserve">diagramme de séquence superviser intervention </w:t>
       </w:r>
     </w:p>
     <w:p>
@@ -20980,14 +21488,7 @@
           <w:u w:val="single"/>
           <w:lang w:val="fr-FR"/>
         </w:rPr>
-        <w:t>Figure 13: diagramme de séquence</w:t>
-      </w:r>
-      <w:r>
-        <w:rPr>
-          <w:u w:val="single"/>
-          <w:lang w:val="fr-FR"/>
-        </w:rPr>
-        <w:t xml:space="preserve"> </w:t>
+        <w:t xml:space="preserve">Figure 13: diagramme de séquence </w:t>
       </w:r>
       <w:r>
         <w:rPr>
@@ -21686,21 +22187,7 @@
           <w:u w:val="single"/>
           <w:lang w:val="fr-FR"/>
         </w:rPr>
-        <w:t xml:space="preserve">Figure </w:t>
-      </w:r>
-      <w:r>
-        <w:rPr>
-          <w:u w:val="single"/>
-          <w:lang w:val="fr-FR"/>
-        </w:rPr>
-        <w:t>14</w:t>
-      </w:r>
-      <w:r>
-        <w:rPr>
-          <w:u w:val="single"/>
-          <w:lang w:val="fr-FR"/>
-        </w:rPr>
-        <w:t xml:space="preserve">: diagramme de </w:t>
+        <w:t xml:space="preserve">Figure 14: diagramme de </w:t>
       </w:r>
       <w:r>
         <w:rPr>
@@ -21771,6 +22258,9 @@
       <w:r>
         <w:t>Dictionnaire des donnée</w:t>
       </w:r>
+      <w:r>
+        <w:t>s</w:t>
+      </w:r>
     </w:p>
     <w:p>
       <w:pPr>
@@ -21791,7 +22281,42 @@
           <w:rFonts w:ascii="Times New Roman" w:hAnsi="Times New Roman" w:cs="Times New Roman"/>
           <w:lang w:val="fr-SN"/>
         </w:rPr>
-        <w:t xml:space="preserve">dictionnaire de données se définit comme un référentiel centralise qui stock des métadonnées détaillées sur les données présentes dans une database ou un système d’information.  </w:t>
+        <w:t xml:space="preserve">dictionnaire de données se définit comme un référentiel centralise qui stock des métadonnées détaillées sur les données présentes dans une </w:t>
+      </w:r>
+      <w:r>
+        <w:rPr>
+          <w:rFonts w:ascii="Times New Roman" w:hAnsi="Times New Roman" w:cs="Times New Roman"/>
+          <w:lang w:val="fr-SN"/>
+        </w:rPr>
+        <w:t>base de donnée</w:t>
+      </w:r>
+      <w:r>
+        <w:rPr>
+          <w:rFonts w:ascii="Times New Roman" w:hAnsi="Times New Roman" w:cs="Times New Roman"/>
+          <w:lang w:val="fr-SN"/>
+        </w:rPr>
+        <w:t>s</w:t>
+      </w:r>
+      <w:r>
+        <w:rPr>
+          <w:rFonts w:ascii="Times New Roman" w:hAnsi="Times New Roman" w:cs="Times New Roman"/>
+          <w:lang w:val="fr-SN"/>
+        </w:rPr>
+        <w:t xml:space="preserve"> ou </w:t>
+      </w:r>
+      <w:r>
+        <w:rPr>
+          <w:rFonts w:ascii="Times New Roman" w:hAnsi="Times New Roman" w:cs="Times New Roman"/>
+          <w:lang w:val="fr-SN"/>
+        </w:rPr>
+        <w:t>d’</w:t>
+      </w:r>
+      <w:r>
+        <w:rPr>
+          <w:rFonts w:ascii="Times New Roman" w:hAnsi="Times New Roman" w:cs="Times New Roman"/>
+          <w:lang w:val="fr-SN"/>
+        </w:rPr>
+        <w:t xml:space="preserve">un système d’information.  </w:t>
       </w:r>
     </w:p>
     <w:tbl>
@@ -29821,9 +30346,9 @@
         </w:rPr>
         <w:drawing>
           <wp:inline distT="0" distB="0" distL="0" distR="0">
-            <wp:extent cx="6146168" cy="6009270"/>
-            <wp:effectExtent l="0" t="0" r="6985" b="0"/>
-            <wp:docPr id="20" name="Image 20"/>
+            <wp:extent cx="5989320" cy="5185410"/>
+            <wp:effectExtent l="0" t="0" r="0" b="0"/>
+            <wp:docPr id="33" name="Image 33"/>
             <wp:cNvGraphicFramePr>
               <a:graphicFrameLocks xmlns:a="http://schemas.openxmlformats.org/drawingml/2006/main" noChangeAspect="1"/>
             </wp:cNvGraphicFramePr>
@@ -29831,7 +30356,7 @@
               <a:graphicData uri="http://schemas.openxmlformats.org/drawingml/2006/picture">
                 <pic:pic xmlns:pic="http://schemas.openxmlformats.org/drawingml/2006/picture">
                   <pic:nvPicPr>
-                    <pic:cNvPr id="20" name="dClasseref.drawio.png"/>
+                    <pic:cNvPr id="33" name="dCla1.drawio.png"/>
                     <pic:cNvPicPr/>
                   </pic:nvPicPr>
                   <pic:blipFill>
@@ -29849,7 +30374,7 @@
                   <pic:spPr>
                     <a:xfrm>
                       <a:off x="0" y="0"/>
-                      <a:ext cx="6151992" cy="6014964"/>
+                      <a:ext cx="5989320" cy="5185410"/>
                     </a:xfrm>
                     <a:prstGeom prst="rect">
                       <a:avLst/>
@@ -30347,7 +30872,6 @@
         <w:rPr>
           <w:rFonts w:cs="Times New Roman"/>
         </w:rPr>
-        <w:lastRenderedPageBreak/>
         <w:t>Étude de l'environnement de développement</w:t>
       </w:r>
     </w:p>
@@ -30524,6 +31048,7 @@
         <w:jc w:val="left"/>
       </w:pPr>
       <w:r>
+        <w:lastRenderedPageBreak/>
         <w:t>Présentation</w:t>
       </w:r>
       <w:r>
@@ -31388,7 +31913,6 @@
           <w:szCs w:val="24"/>
           <w:lang w:eastAsia="fr-FR"/>
         </w:rPr>
-        <w:lastRenderedPageBreak/>
         <w:t>Langage compilé, fortement typé</w:t>
       </w:r>
     </w:p>
@@ -31464,6 +31988,7 @@
           <w:szCs w:val="24"/>
           <w:lang w:val="en-GB" w:eastAsia="fr-FR"/>
         </w:rPr>
+        <w:lastRenderedPageBreak/>
         <w:t>Frameworks web : Spring, Jakarta EE</w:t>
       </w:r>
     </w:p>
@@ -31754,7 +32279,7 @@
           <w:rFonts w:ascii="Times New Roman" w:eastAsia="Times New Roman" w:hAnsi="Times New Roman" w:cs="Times New Roman"/>
           <w:sz w:val="24"/>
           <w:szCs w:val="24"/>
-          <w:lang w:eastAsia="fr-FR"/>
+          <w:lang w:val="en-GB" w:eastAsia="fr-FR"/>
         </w:rPr>
       </w:pPr>
       <w:r>
@@ -32014,7 +32539,6 @@
         </w:numPr>
       </w:pPr>
       <w:r>
-        <w:lastRenderedPageBreak/>
         <w:t>Très modulaire : on utilise uniquement les composants nécessaires</w:t>
       </w:r>
     </w:p>
@@ -32063,6 +32587,7 @@
         </w:numPr>
       </w:pPr>
       <w:r>
+        <w:lastRenderedPageBreak/>
         <w:t>Utilisé comme base par d'autres frameworks (Laravel, Drupal)</w:t>
       </w:r>
     </w:p>
@@ -32588,12 +33113,15 @@
         <w:rPr>
           <w:rStyle w:val="lev"/>
         </w:rPr>
+        <w:t>Écosystème riche</w:t>
+      </w:r>
+      <w:r>
+        <w:br/>
+        <w:t xml:space="preserve">Laravel propose un écosystème très complet : Eloquent ORM pour la gestion de la base de </w:t>
+      </w:r>
+      <w:r>
         <w:lastRenderedPageBreak/>
-        <w:t>Écosystème riche</w:t>
-      </w:r>
-      <w:r>
-        <w:br/>
-        <w:t>Laravel propose un écosystème très complet : Eloquent ORM pour la gestion de la base de données, Blade pour les templates, Artisan pour la ligne de commande, et de nombreux packages via Composer.</w:t>
+        <w:t>données, Blade pour les templates, Artisan pour la ligne de commande, et de nombreux packages via Composer.</w:t>
       </w:r>
     </w:p>
     <w:p>
@@ -33112,6 +33640,7 @@
         <w:rPr>
           <w:i w:val="0"/>
         </w:rPr>
+        <w:lastRenderedPageBreak/>
         <w:t>PostgreSQL</w:t>
       </w:r>
     </w:p>
@@ -33718,12 +34247,15 @@
         <w:rPr>
           <w:rStyle w:val="lev"/>
         </w:rPr>
+        <w:t>Compatibilité universelle</w:t>
+      </w:r>
+      <w:r>
+        <w:br/>
+        <w:t xml:space="preserve">MySQL est compatible avec la quasi-totalité des hébergeurs web disponibles au Sénégal et </w:t>
+      </w:r>
+      <w:r>
         <w:lastRenderedPageBreak/>
-        <w:t>Compatibilité universelle</w:t>
-      </w:r>
-      <w:r>
-        <w:br/>
-        <w:t>MySQL est compatible avec la quasi-totalité des hébergeurs web disponibles au Sénégal et dans le monde. Cela facilitera le déploiement de l'application sur le serveur du garage Génération Automobile.</w:t>
+        <w:t>dans le monde. Cela facilitera le déploiement de l'application sur le serveur du garage Génération Automobile.</w:t>
       </w:r>
     </w:p>
     <w:p>
@@ -33839,6 +34371,10 @@
     <w:p/>
     <w:p/>
     <w:p/>
+    <w:p/>
+    <w:p/>
+    <w:p/>
+    <w:p/>
     <w:p>
       <w:pPr>
         <w:pStyle w:val="Titre1"/>
@@ -33864,6 +34400,7 @@
         <w:jc w:val="left"/>
       </w:pPr>
       <w:r>
+        <w:lastRenderedPageBreak/>
         <w:t>Architecture et environnement de développement</w:t>
       </w:r>
     </w:p>
@@ -33888,7 +34425,6 @@
           <w:sz w:val="24"/>
           <w:szCs w:val="24"/>
         </w:rPr>
-        <w:lastRenderedPageBreak/>
         <w:t>La mise en place d'une architecture solide et d'un environnement de développement adapté est fondamentale pour une application web.</w:t>
       </w:r>
       <w:r>
@@ -33976,6 +34512,7 @@
       <w:r>
         <w:rPr>
           <w:noProof/>
+          <w:lang w:eastAsia="fr-FR"/>
         </w:rPr>
         <w:drawing>
           <wp:inline distT="0" distB="0" distL="0" distR="0" wp14:anchorId="39E72604" wp14:editId="73AA3E5E">
@@ -34088,7 +34625,7 @@
                                 <w:lang w:val="fr-FR"/>
                               </w:rPr>
                             </w:pPr>
-                            <w:bookmarkStart w:id="19" w:name="_Toc140043598"/>
+                            <w:bookmarkStart w:id="34" w:name="_Toc140043598"/>
                             <w:r>
                               <w:rPr>
                                 <w:lang w:val="fr-FR"/>
@@ -34107,7 +34644,7 @@
                               </w:rPr>
                               <w:t xml:space="preserve"> : Architecture d’un serveur web</w:t>
                             </w:r>
-                            <w:bookmarkEnd w:id="19"/>
+                            <w:bookmarkEnd w:id="34"/>
                           </w:p>
                         </w:txbxContent>
                       </wps:txbx>
@@ -34145,7 +34682,7 @@
                           <w:lang w:val="fr-FR"/>
                         </w:rPr>
                       </w:pPr>
-                      <w:bookmarkStart w:id="20" w:name="_Toc140043598"/>
+                      <w:bookmarkStart w:id="35" w:name="_Toc140043598"/>
                       <w:r>
                         <w:rPr>
                           <w:lang w:val="fr-FR"/>
@@ -34164,7 +34701,7 @@
                         </w:rPr>
                         <w:t xml:space="preserve"> : Architecture d’un serveur web</w:t>
                       </w:r>
-                      <w:bookmarkEnd w:id="20"/>
+                      <w:bookmarkEnd w:id="35"/>
                     </w:p>
                   </w:txbxContent>
                 </v:textbox>
@@ -34398,6 +34935,7 @@
           <w:noProof/>
           <w:lang w:eastAsia="fr-FR"/>
         </w:rPr>
+        <w:lastRenderedPageBreak/>
         <mc:AlternateContent>
           <mc:Choice Requires="wps">
             <w:drawing>
@@ -34444,7 +34982,7 @@
                                 <w:lang w:val="fr-FR"/>
                               </w:rPr>
                             </w:pPr>
-                            <w:bookmarkStart w:id="21" w:name="_Toc140043599"/>
+                            <w:bookmarkStart w:id="36" w:name="_Toc140043599"/>
                             <w:r>
                               <w:rPr>
                                 <w:lang w:val="fr-FR"/>
@@ -34463,7 +35001,7 @@
                               </w:rPr>
                               <w:t xml:space="preserve"> : Architecture d’un serveur de base de données</w:t>
                             </w:r>
-                            <w:bookmarkEnd w:id="21"/>
+                            <w:bookmarkEnd w:id="36"/>
                           </w:p>
                         </w:txbxContent>
                       </wps:txbx>
@@ -34495,7 +35033,7 @@
                           <w:lang w:val="fr-FR"/>
                         </w:rPr>
                       </w:pPr>
-                      <w:bookmarkStart w:id="22" w:name="_Toc140043599"/>
+                      <w:bookmarkStart w:id="37" w:name="_Toc140043599"/>
                       <w:r>
                         <w:rPr>
                           <w:lang w:val="fr-FR"/>
@@ -34514,7 +35052,7 @@
                         </w:rPr>
                         <w:t xml:space="preserve"> : Architecture d’un serveur de base de données</w:t>
                       </w:r>
-                      <w:bookmarkEnd w:id="22"/>
+                      <w:bookmarkEnd w:id="37"/>
                     </w:p>
                   </w:txbxContent>
                 </v:textbox>
@@ -34629,25 +35167,24 @@
           <w:szCs w:val="24"/>
         </w:rPr>
       </w:pPr>
-      <w:bookmarkStart w:id="23" w:name="_Toc139051828"/>
-      <w:bookmarkStart w:id="24" w:name="_Toc139052710"/>
-      <w:bookmarkStart w:id="25" w:name="_Toc140167712"/>
-      <w:bookmarkStart w:id="26" w:name="_Toc140169869"/>
-      <w:bookmarkStart w:id="27" w:name="_Toc140514109"/>
+      <w:bookmarkStart w:id="38" w:name="_Toc139051828"/>
+      <w:bookmarkStart w:id="39" w:name="_Toc139052710"/>
+      <w:bookmarkStart w:id="40" w:name="_Toc140167712"/>
+      <w:bookmarkStart w:id="41" w:name="_Toc140169869"/>
+      <w:bookmarkStart w:id="42" w:name="_Toc140514109"/>
       <w:r>
         <w:rPr>
           <w:b w:val="0"/>
           <w:sz w:val="24"/>
           <w:szCs w:val="24"/>
         </w:rPr>
-        <w:lastRenderedPageBreak/>
         <w:t>Architecture de l’application</w:t>
       </w:r>
-      <w:bookmarkEnd w:id="23"/>
-      <w:bookmarkEnd w:id="24"/>
-      <w:bookmarkEnd w:id="25"/>
-      <w:bookmarkEnd w:id="26"/>
-      <w:bookmarkEnd w:id="27"/>
+      <w:bookmarkEnd w:id="38"/>
+      <w:bookmarkEnd w:id="39"/>
+      <w:bookmarkEnd w:id="40"/>
+      <w:bookmarkEnd w:id="41"/>
+      <w:bookmarkEnd w:id="42"/>
     </w:p>
     <w:p>
       <w:pPr>
@@ -34726,6 +35263,7 @@
       <w:r>
         <w:rPr>
           <w:noProof/>
+          <w:lang w:eastAsia="fr-FR"/>
         </w:rPr>
         <w:drawing>
           <wp:anchor distT="0" distB="0" distL="114300" distR="114300" simplePos="0" relativeHeight="251681792" behindDoc="0" locked="0" layoutInCell="1" allowOverlap="1" wp14:anchorId="23439B4F" wp14:editId="73A9DFEA">
@@ -34827,7 +35365,7 @@
           <w:lang w:val="fr-FR"/>
         </w:rPr>
       </w:pPr>
-      <w:bookmarkStart w:id="28" w:name="_Toc140043600"/>
+      <w:bookmarkStart w:id="43" w:name="_Toc140043600"/>
       <w:r>
         <w:rPr>
           <w:lang w:val="fr-FR"/>
@@ -34846,7 +35384,7 @@
         </w:rPr>
         <w:t>: Architecture MVC</w:t>
       </w:r>
-      <w:bookmarkEnd w:id="28"/>
+      <w:bookmarkEnd w:id="43"/>
     </w:p>
     <w:p>
       <w:pPr>
@@ -35591,6 +36129,7 @@
                 <w:szCs w:val="24"/>
                 <w:lang w:eastAsia="fr-FR"/>
               </w:rPr>
+              <w:lastRenderedPageBreak/>
               <w:t>MySQL</w:t>
             </w:r>
           </w:p>
@@ -35841,7 +36380,6 @@
                 <w:szCs w:val="24"/>
                 <w:lang w:eastAsia="fr-FR"/>
               </w:rPr>
-              <w:lastRenderedPageBreak/>
               <w:t>GitHub</w:t>
             </w:r>
           </w:p>
@@ -36189,8 +36727,6 @@
         </w:rPr>
         <w:t>développement</w:t>
       </w:r>
-      <w:bookmarkStart w:id="29" w:name="_GoBack"/>
-      <w:bookmarkEnd w:id="29"/>
     </w:p>
     <w:p>
       <w:pPr>
@@ -36222,7 +36758,7 @@
         <w:rPr>
           <w:i w:val="0"/>
           <w:noProof/>
-          <w:lang w:eastAsia="fr-FR"/>
+          <w:lang w:val="fr-FR" w:eastAsia="fr-FR"/>
         </w:rPr>
         <w:drawing>
           <wp:inline distT="0" distB="0" distL="0" distR="0" wp14:anchorId="59579043" wp14:editId="0F464471">
@@ -36681,6 +37217,7 @@
         <w:spacing w:before="0" w:beforeAutospacing="0" w:after="0" w:afterAutospacing="0"/>
       </w:pPr>
       <w:r>
+        <w:lastRenderedPageBreak/>
         <w:t>Composer create-project laravel/laravel garage-generation-auto</w:t>
       </w:r>
     </w:p>
@@ -37154,6 +37691,152 @@
           <w:szCs w:val="24"/>
         </w:rPr>
       </w:pPr>
+      <w:r>
+        <w:rPr>
+          <w:rFonts w:ascii="Times New Roman" w:hAnsi="Times New Roman" w:cs="Times New Roman"/>
+          <w:sz w:val="24"/>
+          <w:szCs w:val="24"/>
+        </w:rPr>
+        <w:t>Par exemple :</w:t>
+      </w:r>
+    </w:p>
+    <w:p>
+      <w:pPr>
+        <w:rPr>
+          <w:rFonts w:ascii="Times New Roman" w:hAnsi="Times New Roman" w:cs="Times New Roman"/>
+          <w:sz w:val="24"/>
+          <w:szCs w:val="24"/>
+        </w:rPr>
+      </w:pPr>
+      <w:r>
+        <w:rPr>
+          <w:rFonts w:ascii="Times New Roman" w:hAnsi="Times New Roman" w:cs="Times New Roman"/>
+          <w:sz w:val="24"/>
+          <w:szCs w:val="24"/>
+        </w:rPr>
+        <w:t>Le client ne peut voir et modifier que ses propres données. Il n'a aucun accès aux données internes du garage telles que le stock, les diagnostics détaillés ou les informations des autres clients.</w:t>
+      </w:r>
+    </w:p>
+    <w:p>
+      <w:pPr>
+        <w:rPr>
+          <w:rFonts w:ascii="Times New Roman" w:hAnsi="Times New Roman" w:cs="Times New Roman"/>
+          <w:sz w:val="24"/>
+          <w:szCs w:val="24"/>
+        </w:rPr>
+      </w:pPr>
+      <w:r>
+        <w:rPr>
+          <w:rFonts w:ascii="Times New Roman" w:hAnsi="Times New Roman" w:cs="Times New Roman"/>
+          <w:sz w:val="24"/>
+          <w:szCs w:val="24"/>
+        </w:rPr>
+        <w:t>Le réceptionniste ne peut pas supprimer une intervention car cela compromettrait la traçabilité des opérations du garage. Il ne peut pas non plus valider les essais car cette responsabilité appartient exclusivement au directeur technique, garant de la qualité.</w:t>
+      </w:r>
+    </w:p>
+    <w:p>
+      <w:pPr>
+        <w:rPr>
+          <w:rFonts w:ascii="Times New Roman" w:hAnsi="Times New Roman" w:cs="Times New Roman"/>
+          <w:sz w:val="24"/>
+          <w:szCs w:val="24"/>
+        </w:rPr>
+      </w:pPr>
+      <w:r>
+        <w:rPr>
+          <w:rFonts w:ascii="Times New Roman" w:hAnsi="Times New Roman" w:cs="Times New Roman"/>
+          <w:sz w:val="24"/>
+          <w:szCs w:val="24"/>
+        </w:rPr>
+        <w:t xml:space="preserve">En cas d'erreur de saisie, le réceptionniste peut uniquement </w:t>
+      </w:r>
+      <w:r>
+        <w:rPr>
+          <w:rStyle w:val="lev"/>
+          <w:rFonts w:ascii="Times New Roman" w:hAnsi="Times New Roman" w:cs="Times New Roman"/>
+          <w:b w:val="0"/>
+          <w:sz w:val="24"/>
+          <w:szCs w:val="24"/>
+        </w:rPr>
+        <w:t>annuler</w:t>
+      </w:r>
+      <w:r>
+        <w:rPr>
+          <w:rFonts w:ascii="Times New Roman" w:hAnsi="Times New Roman" w:cs="Times New Roman"/>
+          <w:sz w:val="24"/>
+          <w:szCs w:val="24"/>
+        </w:rPr>
+        <w:t xml:space="preserve"> une intervention, ce qui lui attribue un statut spécifique "Annulée" sans la supprimer physiquement de la base de données.</w:t>
+      </w:r>
+      <w:bookmarkStart w:id="44" w:name="_GoBack"/>
+      <w:bookmarkEnd w:id="44"/>
+    </w:p>
+    <w:p>
+      <w:pPr>
+        <w:rPr>
+          <w:rFonts w:ascii="Times New Roman" w:hAnsi="Times New Roman" w:cs="Times New Roman"/>
+          <w:sz w:val="24"/>
+          <w:szCs w:val="24"/>
+        </w:rPr>
+      </w:pPr>
+      <w:r>
+        <w:rPr>
+          <w:rFonts w:ascii="Times New Roman" w:hAnsi="Times New Roman" w:cs="Times New Roman"/>
+          <w:sz w:val="24"/>
+          <w:szCs w:val="24"/>
+        </w:rPr>
+        <w:t>Le chef de département est strictement limité à son périmètre technique. Un mécanicien chef ne peut pas consulter les interventions du département électricité, modifier les informations d'un client ou supprimer une intervention. Cette cloisonnisation garantit l'intégrité des données de chaque atelier.</w:t>
+      </w:r>
+    </w:p>
+    <w:p>
+      <w:pPr>
+        <w:rPr>
+          <w:rFonts w:ascii="Times New Roman" w:hAnsi="Times New Roman" w:cs="Times New Roman"/>
+          <w:sz w:val="24"/>
+          <w:szCs w:val="24"/>
+        </w:rPr>
+      </w:pPr>
+      <w:r>
+        <w:rPr>
+          <w:rFonts w:ascii="Times New Roman" w:hAnsi="Times New Roman" w:cs="Times New Roman"/>
+          <w:sz w:val="24"/>
+          <w:szCs w:val="24"/>
+        </w:rPr>
+        <w:t>Le directeur technique est le gardien de la qualité. Son rôle se limite à valider ou rejeter le travail réalisé. Il ne peut ni créer</w:t>
+      </w:r>
+      <w:r>
+        <w:rPr>
+          <w:rFonts w:ascii="Times New Roman" w:hAnsi="Times New Roman" w:cs="Times New Roman"/>
+          <w:sz w:val="24"/>
+          <w:szCs w:val="24"/>
+        </w:rPr>
+        <w:t xml:space="preserve"> ni modifier les interventions,</w:t>
+      </w:r>
+      <w:r>
+        <w:rPr>
+          <w:rFonts w:ascii="Times New Roman" w:hAnsi="Times New Roman" w:cs="Times New Roman"/>
+          <w:sz w:val="24"/>
+          <w:szCs w:val="24"/>
+        </w:rPr>
+        <w:t xml:space="preserve"> il ne fait qu'approuver ou refuser leur résultat final.</w:t>
+      </w:r>
+    </w:p>
+    <w:p>
+      <w:pPr>
+        <w:rPr>
+          <w:rFonts w:ascii="Times New Roman" w:hAnsi="Times New Roman" w:cs="Times New Roman"/>
+          <w:sz w:val="24"/>
+          <w:szCs w:val="24"/>
+        </w:rPr>
+      </w:pPr>
+      <w:r>
+        <w:rPr>
+          <w:rFonts w:ascii="Times New Roman" w:hAnsi="Times New Roman" w:cs="Times New Roman"/>
+          <w:sz w:val="24"/>
+          <w:szCs w:val="24"/>
+        </w:rPr>
+        <w:t>Bien que l'administrateur dispose du niveau d'accès le plus élevé, il ne peut pas intervenir dans le processus métier des interventions. Son rôle est purement technique et organisationnel. Cette séparation garantit l'intégrité du processus opérationnel du garage.</w:t>
+      </w:r>
     </w:p>
     <w:sectPr>
       <w:pgSz w:w="11906" w:h="16838"/>
@@ -37238,7 +37921,7 @@
         <v:path o:extrusionok="f" gradientshapeok="t" o:connecttype="rect"/>
         <o:lock v:ext="edit" aspectratio="t"/>
       </v:shapetype>
-      <v:shape id="_x0000_i1196" type="#_x0000_t75" style="width:11.25pt;height:11.25pt" o:bullet="t">
+      <v:shape id="_x0000_i1037" type="#_x0000_t75" style="width:11.25pt;height:11.25pt" o:bullet="t">
         <v:imagedata r:id="rId1" o:title="mso3B8"/>
       </v:shape>
     </w:pict>
@@ -38590,6 +39273,95 @@
     </w:lvl>
   </w:abstractNum>
   <w:abstractNum w:abstractNumId="12" w15:restartNumberingAfterBreak="0">
+    <w:nsid w:val="3038239B"/>
+    <w:multiLevelType w:val="hybridMultilevel"/>
+    <w:tmpl w:val="EFAAED02"/>
+    <w:lvl w:ilvl="0" w:tplc="8C225A12">
+      <w:start w:val="1"/>
+      <w:numFmt w:val="upperRoman"/>
+      <w:lvlText w:val="%1."/>
+      <w:lvlJc w:val="left"/>
+      <w:pPr>
+        <w:ind w:left="1428" w:hanging="720"/>
+      </w:pPr>
+      <w:rPr>
+        <w:rFonts w:hint="default"/>
+      </w:rPr>
+    </w:lvl>
+    <w:lvl w:ilvl="1" w:tplc="040C0019" w:tentative="1">
+      <w:start w:val="1"/>
+      <w:numFmt w:val="lowerLetter"/>
+      <w:lvlText w:val="%2."/>
+      <w:lvlJc w:val="left"/>
+      <w:pPr>
+        <w:ind w:left="1788" w:hanging="360"/>
+      </w:pPr>
+    </w:lvl>
+    <w:lvl w:ilvl="2" w:tplc="040C001B" w:tentative="1">
+      <w:start w:val="1"/>
+      <w:numFmt w:val="lowerRoman"/>
+      <w:lvlText w:val="%3."/>
+      <w:lvlJc w:val="right"/>
+      <w:pPr>
+        <w:ind w:left="2508" w:hanging="180"/>
+      </w:pPr>
+    </w:lvl>
+    <w:lvl w:ilvl="3" w:tplc="040C000F" w:tentative="1">
+      <w:start w:val="1"/>
+      <w:numFmt w:val="decimal"/>
+      <w:lvlText w:val="%4."/>
+      <w:lvlJc w:val="left"/>
+      <w:pPr>
+        <w:ind w:left="3228" w:hanging="360"/>
+      </w:pPr>
+    </w:lvl>
+    <w:lvl w:ilvl="4" w:tplc="040C0019" w:tentative="1">
+      <w:start w:val="1"/>
+      <w:numFmt w:val="lowerLetter"/>
+      <w:lvlText w:val="%5."/>
+      <w:lvlJc w:val="left"/>
+      <w:pPr>
+        <w:ind w:left="3948" w:hanging="360"/>
+      </w:pPr>
+    </w:lvl>
+    <w:lvl w:ilvl="5" w:tplc="040C001B" w:tentative="1">
+      <w:start w:val="1"/>
+      <w:numFmt w:val="lowerRoman"/>
+      <w:lvlText w:val="%6."/>
+      <w:lvlJc w:val="right"/>
+      <w:pPr>
+        <w:ind w:left="4668" w:hanging="180"/>
+      </w:pPr>
+    </w:lvl>
+    <w:lvl w:ilvl="6" w:tplc="040C000F" w:tentative="1">
+      <w:start w:val="1"/>
+      <w:numFmt w:val="decimal"/>
+      <w:lvlText w:val="%7."/>
+      <w:lvlJc w:val="left"/>
+      <w:pPr>
+        <w:ind w:left="5388" w:hanging="360"/>
+      </w:pPr>
+    </w:lvl>
+    <w:lvl w:ilvl="7" w:tplc="040C0019" w:tentative="1">
+      <w:start w:val="1"/>
+      <w:numFmt w:val="lowerLetter"/>
+      <w:lvlText w:val="%8."/>
+      <w:lvlJc w:val="left"/>
+      <w:pPr>
+        <w:ind w:left="6108" w:hanging="360"/>
+      </w:pPr>
+    </w:lvl>
+    <w:lvl w:ilvl="8" w:tplc="040C001B" w:tentative="1">
+      <w:start w:val="1"/>
+      <w:numFmt w:val="lowerRoman"/>
+      <w:lvlText w:val="%9."/>
+      <w:lvlJc w:val="right"/>
+      <w:pPr>
+        <w:ind w:left="6828" w:hanging="180"/>
+      </w:pPr>
+    </w:lvl>
+  </w:abstractNum>
+  <w:abstractNum w:abstractNumId="13" w15:restartNumberingAfterBreak="0">
     <w:nsid w:val="3083518E"/>
     <w:multiLevelType w:val="hybridMultilevel"/>
     <w:tmpl w:val="ED46407C"/>
@@ -38702,7 +39474,7 @@
       </w:rPr>
     </w:lvl>
   </w:abstractNum>
-  <w:abstractNum w:abstractNumId="13" w15:restartNumberingAfterBreak="0">
+  <w:abstractNum w:abstractNumId="14" w15:restartNumberingAfterBreak="0">
     <w:nsid w:val="358B5827"/>
     <w:multiLevelType w:val="hybridMultilevel"/>
     <w:tmpl w:val="199E30E4"/>
@@ -38815,7 +39587,96 @@
       </w:rPr>
     </w:lvl>
   </w:abstractNum>
-  <w:abstractNum w:abstractNumId="14" w15:restartNumberingAfterBreak="0">
+  <w:abstractNum w:abstractNumId="15" w15:restartNumberingAfterBreak="0">
+    <w:nsid w:val="38CB7161"/>
+    <w:multiLevelType w:val="hybridMultilevel"/>
+    <w:tmpl w:val="CAD007C2"/>
+    <w:lvl w:ilvl="0" w:tplc="C8505DFA">
+      <w:start w:val="1"/>
+      <w:numFmt w:val="upperRoman"/>
+      <w:lvlText w:val="%1."/>
+      <w:lvlJc w:val="left"/>
+      <w:pPr>
+        <w:ind w:left="1080" w:hanging="720"/>
+      </w:pPr>
+      <w:rPr>
+        <w:rFonts w:hint="default"/>
+      </w:rPr>
+    </w:lvl>
+    <w:lvl w:ilvl="1" w:tplc="040C0019" w:tentative="1">
+      <w:start w:val="1"/>
+      <w:numFmt w:val="lowerLetter"/>
+      <w:lvlText w:val="%2."/>
+      <w:lvlJc w:val="left"/>
+      <w:pPr>
+        <w:ind w:left="1440" w:hanging="360"/>
+      </w:pPr>
+    </w:lvl>
+    <w:lvl w:ilvl="2" w:tplc="040C001B" w:tentative="1">
+      <w:start w:val="1"/>
+      <w:numFmt w:val="lowerRoman"/>
+      <w:lvlText w:val="%3."/>
+      <w:lvlJc w:val="right"/>
+      <w:pPr>
+        <w:ind w:left="2160" w:hanging="180"/>
+      </w:pPr>
+    </w:lvl>
+    <w:lvl w:ilvl="3" w:tplc="040C000F" w:tentative="1">
+      <w:start w:val="1"/>
+      <w:numFmt w:val="decimal"/>
+      <w:lvlText w:val="%4."/>
+      <w:lvlJc w:val="left"/>
+      <w:pPr>
+        <w:ind w:left="2880" w:hanging="360"/>
+      </w:pPr>
+    </w:lvl>
+    <w:lvl w:ilvl="4" w:tplc="040C0019" w:tentative="1">
+      <w:start w:val="1"/>
+      <w:numFmt w:val="lowerLetter"/>
+      <w:lvlText w:val="%5."/>
+      <w:lvlJc w:val="left"/>
+      <w:pPr>
+        <w:ind w:left="3600" w:hanging="360"/>
+      </w:pPr>
+    </w:lvl>
+    <w:lvl w:ilvl="5" w:tplc="040C001B" w:tentative="1">
+      <w:start w:val="1"/>
+      <w:numFmt w:val="lowerRoman"/>
+      <w:lvlText w:val="%6."/>
+      <w:lvlJc w:val="right"/>
+      <w:pPr>
+        <w:ind w:left="4320" w:hanging="180"/>
+      </w:pPr>
+    </w:lvl>
+    <w:lvl w:ilvl="6" w:tplc="040C000F" w:tentative="1">
+      <w:start w:val="1"/>
+      <w:numFmt w:val="decimal"/>
+      <w:lvlText w:val="%7."/>
+      <w:lvlJc w:val="left"/>
+      <w:pPr>
+        <w:ind w:left="5040" w:hanging="360"/>
+      </w:pPr>
+    </w:lvl>
+    <w:lvl w:ilvl="7" w:tplc="040C0019" w:tentative="1">
+      <w:start w:val="1"/>
+      <w:numFmt w:val="lowerLetter"/>
+      <w:lvlText w:val="%8."/>
+      <w:lvlJc w:val="left"/>
+      <w:pPr>
+        <w:ind w:left="5760" w:hanging="360"/>
+      </w:pPr>
+    </w:lvl>
+    <w:lvl w:ilvl="8" w:tplc="040C001B" w:tentative="1">
+      <w:start w:val="1"/>
+      <w:numFmt w:val="lowerRoman"/>
+      <w:lvlText w:val="%9."/>
+      <w:lvlJc w:val="right"/>
+      <w:pPr>
+        <w:ind w:left="6480" w:hanging="180"/>
+      </w:pPr>
+    </w:lvl>
+  </w:abstractNum>
+  <w:abstractNum w:abstractNumId="16" w15:restartNumberingAfterBreak="0">
     <w:nsid w:val="3CC50486"/>
     <w:multiLevelType w:val="hybridMultilevel"/>
     <w:tmpl w:val="14A0C2F2"/>
@@ -38928,7 +39789,7 @@
       </w:rPr>
     </w:lvl>
   </w:abstractNum>
-  <w:abstractNum w:abstractNumId="15" w15:restartNumberingAfterBreak="0">
+  <w:abstractNum w:abstractNumId="17" w15:restartNumberingAfterBreak="0">
     <w:nsid w:val="3F197402"/>
     <w:multiLevelType w:val="hybridMultilevel"/>
     <w:tmpl w:val="AA561764"/>
@@ -39041,7 +39902,7 @@
       </w:rPr>
     </w:lvl>
   </w:abstractNum>
-  <w:abstractNum w:abstractNumId="16" w15:restartNumberingAfterBreak="0">
+  <w:abstractNum w:abstractNumId="18" w15:restartNumberingAfterBreak="0">
     <w:nsid w:val="43944589"/>
     <w:multiLevelType w:val="hybridMultilevel"/>
     <w:tmpl w:val="9FE20CCE"/>
@@ -39154,7 +40015,7 @@
       </w:rPr>
     </w:lvl>
   </w:abstractNum>
-  <w:abstractNum w:abstractNumId="17" w15:restartNumberingAfterBreak="0">
+  <w:abstractNum w:abstractNumId="19" w15:restartNumberingAfterBreak="0">
     <w:nsid w:val="457E4560"/>
     <w:multiLevelType w:val="hybridMultilevel"/>
     <w:tmpl w:val="6AB2A842"/>
@@ -39267,7 +40128,7 @@
       </w:rPr>
     </w:lvl>
   </w:abstractNum>
-  <w:abstractNum w:abstractNumId="18" w15:restartNumberingAfterBreak="0">
+  <w:abstractNum w:abstractNumId="20" w15:restartNumberingAfterBreak="0">
     <w:nsid w:val="47FA0E5F"/>
     <w:multiLevelType w:val="hybridMultilevel"/>
     <w:tmpl w:val="140C94AE"/>
@@ -39380,7 +40241,7 @@
       </w:rPr>
     </w:lvl>
   </w:abstractNum>
-  <w:abstractNum w:abstractNumId="19" w15:restartNumberingAfterBreak="0">
+  <w:abstractNum w:abstractNumId="21" w15:restartNumberingAfterBreak="0">
     <w:nsid w:val="4C0A67BB"/>
     <w:multiLevelType w:val="hybridMultilevel"/>
     <w:tmpl w:val="993867AE"/>
@@ -39493,7 +40354,7 @@
       </w:rPr>
     </w:lvl>
   </w:abstractNum>
-  <w:abstractNum w:abstractNumId="20" w15:restartNumberingAfterBreak="0">
+  <w:abstractNum w:abstractNumId="22" w15:restartNumberingAfterBreak="0">
     <w:nsid w:val="5136423F"/>
     <w:multiLevelType w:val="hybridMultilevel"/>
     <w:tmpl w:val="8F845438"/>
@@ -39606,7 +40467,7 @@
       </w:rPr>
     </w:lvl>
   </w:abstractNum>
-  <w:abstractNum w:abstractNumId="21" w15:restartNumberingAfterBreak="0">
+  <w:abstractNum w:abstractNumId="23" w15:restartNumberingAfterBreak="0">
     <w:nsid w:val="542A161F"/>
     <w:multiLevelType w:val="hybridMultilevel"/>
     <w:tmpl w:val="9C1A3BDE"/>
@@ -39719,7 +40580,7 @@
       </w:rPr>
     </w:lvl>
   </w:abstractNum>
-  <w:abstractNum w:abstractNumId="22" w15:restartNumberingAfterBreak="0">
+  <w:abstractNum w:abstractNumId="24" w15:restartNumberingAfterBreak="0">
     <w:nsid w:val="55770BC8"/>
     <w:multiLevelType w:val="hybridMultilevel"/>
     <w:tmpl w:val="C71E5540"/>
@@ -39832,7 +40693,7 @@
       </w:rPr>
     </w:lvl>
   </w:abstractNum>
-  <w:abstractNum w:abstractNumId="23" w15:restartNumberingAfterBreak="0">
+  <w:abstractNum w:abstractNumId="25" w15:restartNumberingAfterBreak="0">
     <w:nsid w:val="56565DA3"/>
     <w:multiLevelType w:val="hybridMultilevel"/>
     <w:tmpl w:val="DE2E271C"/>
@@ -39946,7 +40807,186 @@
       </w:rPr>
     </w:lvl>
   </w:abstractNum>
-  <w:abstractNum w:abstractNumId="24" w15:restartNumberingAfterBreak="0">
+  <w:abstractNum w:abstractNumId="26" w15:restartNumberingAfterBreak="0">
+    <w:nsid w:val="58BA1DB1"/>
+    <w:multiLevelType w:val="hybridMultilevel"/>
+    <w:tmpl w:val="26481144"/>
+    <w:lvl w:ilvl="0" w:tplc="067E8BA2">
+      <w:start w:val="1"/>
+      <w:numFmt w:val="upperRoman"/>
+      <w:lvlText w:val="%1."/>
+      <w:lvlJc w:val="left"/>
+      <w:pPr>
+        <w:ind w:left="1080" w:hanging="720"/>
+      </w:pPr>
+      <w:rPr>
+        <w:rFonts w:hint="default"/>
+        <w:sz w:val="22"/>
+      </w:rPr>
+    </w:lvl>
+    <w:lvl w:ilvl="1" w:tplc="040C0019" w:tentative="1">
+      <w:start w:val="1"/>
+      <w:numFmt w:val="lowerLetter"/>
+      <w:lvlText w:val="%2."/>
+      <w:lvlJc w:val="left"/>
+      <w:pPr>
+        <w:ind w:left="1440" w:hanging="360"/>
+      </w:pPr>
+    </w:lvl>
+    <w:lvl w:ilvl="2" w:tplc="040C001B" w:tentative="1">
+      <w:start w:val="1"/>
+      <w:numFmt w:val="lowerRoman"/>
+      <w:lvlText w:val="%3."/>
+      <w:lvlJc w:val="right"/>
+      <w:pPr>
+        <w:ind w:left="2160" w:hanging="180"/>
+      </w:pPr>
+    </w:lvl>
+    <w:lvl w:ilvl="3" w:tplc="040C000F" w:tentative="1">
+      <w:start w:val="1"/>
+      <w:numFmt w:val="decimal"/>
+      <w:lvlText w:val="%4."/>
+      <w:lvlJc w:val="left"/>
+      <w:pPr>
+        <w:ind w:left="2880" w:hanging="360"/>
+      </w:pPr>
+    </w:lvl>
+    <w:lvl w:ilvl="4" w:tplc="040C0019" w:tentative="1">
+      <w:start w:val="1"/>
+      <w:numFmt w:val="lowerLetter"/>
+      <w:lvlText w:val="%5."/>
+      <w:lvlJc w:val="left"/>
+      <w:pPr>
+        <w:ind w:left="3600" w:hanging="360"/>
+      </w:pPr>
+    </w:lvl>
+    <w:lvl w:ilvl="5" w:tplc="040C001B" w:tentative="1">
+      <w:start w:val="1"/>
+      <w:numFmt w:val="lowerRoman"/>
+      <w:lvlText w:val="%6."/>
+      <w:lvlJc w:val="right"/>
+      <w:pPr>
+        <w:ind w:left="4320" w:hanging="180"/>
+      </w:pPr>
+    </w:lvl>
+    <w:lvl w:ilvl="6" w:tplc="040C000F" w:tentative="1">
+      <w:start w:val="1"/>
+      <w:numFmt w:val="decimal"/>
+      <w:lvlText w:val="%7."/>
+      <w:lvlJc w:val="left"/>
+      <w:pPr>
+        <w:ind w:left="5040" w:hanging="360"/>
+      </w:pPr>
+    </w:lvl>
+    <w:lvl w:ilvl="7" w:tplc="040C0019" w:tentative="1">
+      <w:start w:val="1"/>
+      <w:numFmt w:val="lowerLetter"/>
+      <w:lvlText w:val="%8."/>
+      <w:lvlJc w:val="left"/>
+      <w:pPr>
+        <w:ind w:left="5760" w:hanging="360"/>
+      </w:pPr>
+    </w:lvl>
+    <w:lvl w:ilvl="8" w:tplc="040C001B" w:tentative="1">
+      <w:start w:val="1"/>
+      <w:numFmt w:val="lowerRoman"/>
+      <w:lvlText w:val="%9."/>
+      <w:lvlJc w:val="right"/>
+      <w:pPr>
+        <w:ind w:left="6480" w:hanging="180"/>
+      </w:pPr>
+    </w:lvl>
+  </w:abstractNum>
+  <w:abstractNum w:abstractNumId="27" w15:restartNumberingAfterBreak="0">
+    <w:nsid w:val="5FE46679"/>
+    <w:multiLevelType w:val="hybridMultilevel"/>
+    <w:tmpl w:val="24DC81D2"/>
+    <w:lvl w:ilvl="0" w:tplc="440E595A">
+      <w:start w:val="1"/>
+      <w:numFmt w:val="upperRoman"/>
+      <w:lvlText w:val="%1."/>
+      <w:lvlJc w:val="left"/>
+      <w:pPr>
+        <w:ind w:left="1428" w:hanging="720"/>
+      </w:pPr>
+      <w:rPr>
+        <w:rFonts w:hint="default"/>
+      </w:rPr>
+    </w:lvl>
+    <w:lvl w:ilvl="1" w:tplc="040C0019" w:tentative="1">
+      <w:start w:val="1"/>
+      <w:numFmt w:val="lowerLetter"/>
+      <w:lvlText w:val="%2."/>
+      <w:lvlJc w:val="left"/>
+      <w:pPr>
+        <w:ind w:left="1788" w:hanging="360"/>
+      </w:pPr>
+    </w:lvl>
+    <w:lvl w:ilvl="2" w:tplc="040C001B" w:tentative="1">
+      <w:start w:val="1"/>
+      <w:numFmt w:val="lowerRoman"/>
+      <w:lvlText w:val="%3."/>
+      <w:lvlJc w:val="right"/>
+      <w:pPr>
+        <w:ind w:left="2508" w:hanging="180"/>
+      </w:pPr>
+    </w:lvl>
+    <w:lvl w:ilvl="3" w:tplc="040C000F" w:tentative="1">
+      <w:start w:val="1"/>
+      <w:numFmt w:val="decimal"/>
+      <w:lvlText w:val="%4."/>
+      <w:lvlJc w:val="left"/>
+      <w:pPr>
+        <w:ind w:left="3228" w:hanging="360"/>
+      </w:pPr>
+    </w:lvl>
+    <w:lvl w:ilvl="4" w:tplc="040C0019" w:tentative="1">
+      <w:start w:val="1"/>
+      <w:numFmt w:val="lowerLetter"/>
+      <w:lvlText w:val="%5."/>
+      <w:lvlJc w:val="left"/>
+      <w:pPr>
+        <w:ind w:left="3948" w:hanging="360"/>
+      </w:pPr>
+    </w:lvl>
+    <w:lvl w:ilvl="5" w:tplc="040C001B" w:tentative="1">
+      <w:start w:val="1"/>
+      <w:numFmt w:val="lowerRoman"/>
+      <w:lvlText w:val="%6."/>
+      <w:lvlJc w:val="right"/>
+      <w:pPr>
+        <w:ind w:left="4668" w:hanging="180"/>
+      </w:pPr>
+    </w:lvl>
+    <w:lvl w:ilvl="6" w:tplc="040C000F" w:tentative="1">
+      <w:start w:val="1"/>
+      <w:numFmt w:val="decimal"/>
+      <w:lvlText w:val="%7."/>
+      <w:lvlJc w:val="left"/>
+      <w:pPr>
+        <w:ind w:left="5388" w:hanging="360"/>
+      </w:pPr>
+    </w:lvl>
+    <w:lvl w:ilvl="7" w:tplc="040C0019" w:tentative="1">
+      <w:start w:val="1"/>
+      <w:numFmt w:val="lowerLetter"/>
+      <w:lvlText w:val="%8."/>
+      <w:lvlJc w:val="left"/>
+      <w:pPr>
+        <w:ind w:left="6108" w:hanging="360"/>
+      </w:pPr>
+    </w:lvl>
+    <w:lvl w:ilvl="8" w:tplc="040C001B" w:tentative="1">
+      <w:start w:val="1"/>
+      <w:numFmt w:val="lowerRoman"/>
+      <w:lvlText w:val="%9."/>
+      <w:lvlJc w:val="right"/>
+      <w:pPr>
+        <w:ind w:left="6828" w:hanging="180"/>
+      </w:pPr>
+    </w:lvl>
+  </w:abstractNum>
+  <w:abstractNum w:abstractNumId="28" w15:restartNumberingAfterBreak="0">
     <w:nsid w:val="65036B9F"/>
     <w:multiLevelType w:val="hybridMultilevel"/>
     <w:tmpl w:val="E982B28C"/>
@@ -40059,7 +41099,96 @@
       </w:rPr>
     </w:lvl>
   </w:abstractNum>
-  <w:abstractNum w:abstractNumId="25" w15:restartNumberingAfterBreak="0">
+  <w:abstractNum w:abstractNumId="29" w15:restartNumberingAfterBreak="0">
+    <w:nsid w:val="662E3DC1"/>
+    <w:multiLevelType w:val="hybridMultilevel"/>
+    <w:tmpl w:val="8E420F20"/>
+    <w:lvl w:ilvl="0" w:tplc="9F58A2AE">
+      <w:start w:val="1"/>
+      <w:numFmt w:val="upperRoman"/>
+      <w:lvlText w:val="%1."/>
+      <w:lvlJc w:val="left"/>
+      <w:pPr>
+        <w:ind w:left="1080" w:hanging="720"/>
+      </w:pPr>
+      <w:rPr>
+        <w:rFonts w:hint="default"/>
+      </w:rPr>
+    </w:lvl>
+    <w:lvl w:ilvl="1" w:tplc="040C0019" w:tentative="1">
+      <w:start w:val="1"/>
+      <w:numFmt w:val="lowerLetter"/>
+      <w:lvlText w:val="%2."/>
+      <w:lvlJc w:val="left"/>
+      <w:pPr>
+        <w:ind w:left="1440" w:hanging="360"/>
+      </w:pPr>
+    </w:lvl>
+    <w:lvl w:ilvl="2" w:tplc="040C001B" w:tentative="1">
+      <w:start w:val="1"/>
+      <w:numFmt w:val="lowerRoman"/>
+      <w:lvlText w:val="%3."/>
+      <w:lvlJc w:val="right"/>
+      <w:pPr>
+        <w:ind w:left="2160" w:hanging="180"/>
+      </w:pPr>
+    </w:lvl>
+    <w:lvl w:ilvl="3" w:tplc="040C000F" w:tentative="1">
+      <w:start w:val="1"/>
+      <w:numFmt w:val="decimal"/>
+      <w:lvlText w:val="%4."/>
+      <w:lvlJc w:val="left"/>
+      <w:pPr>
+        <w:ind w:left="2880" w:hanging="360"/>
+      </w:pPr>
+    </w:lvl>
+    <w:lvl w:ilvl="4" w:tplc="040C0019" w:tentative="1">
+      <w:start w:val="1"/>
+      <w:numFmt w:val="lowerLetter"/>
+      <w:lvlText w:val="%5."/>
+      <w:lvlJc w:val="left"/>
+      <w:pPr>
+        <w:ind w:left="3600" w:hanging="360"/>
+      </w:pPr>
+    </w:lvl>
+    <w:lvl w:ilvl="5" w:tplc="040C001B" w:tentative="1">
+      <w:start w:val="1"/>
+      <w:numFmt w:val="lowerRoman"/>
+      <w:lvlText w:val="%6."/>
+      <w:lvlJc w:val="right"/>
+      <w:pPr>
+        <w:ind w:left="4320" w:hanging="180"/>
+      </w:pPr>
+    </w:lvl>
+    <w:lvl w:ilvl="6" w:tplc="040C000F" w:tentative="1">
+      <w:start w:val="1"/>
+      <w:numFmt w:val="decimal"/>
+      <w:lvlText w:val="%7."/>
+      <w:lvlJc w:val="left"/>
+      <w:pPr>
+        <w:ind w:left="5040" w:hanging="360"/>
+      </w:pPr>
+    </w:lvl>
+    <w:lvl w:ilvl="7" w:tplc="040C0019" w:tentative="1">
+      <w:start w:val="1"/>
+      <w:numFmt w:val="lowerLetter"/>
+      <w:lvlText w:val="%8."/>
+      <w:lvlJc w:val="left"/>
+      <w:pPr>
+        <w:ind w:left="5760" w:hanging="360"/>
+      </w:pPr>
+    </w:lvl>
+    <w:lvl w:ilvl="8" w:tplc="040C001B" w:tentative="1">
+      <w:start w:val="1"/>
+      <w:numFmt w:val="lowerRoman"/>
+      <w:lvlText w:val="%9."/>
+      <w:lvlJc w:val="right"/>
+      <w:pPr>
+        <w:ind w:left="6480" w:hanging="180"/>
+      </w:pPr>
+    </w:lvl>
+  </w:abstractNum>
+  <w:abstractNum w:abstractNumId="30" w15:restartNumberingAfterBreak="0">
     <w:nsid w:val="69925F38"/>
     <w:multiLevelType w:val="hybridMultilevel"/>
     <w:tmpl w:val="790C2AA2"/>
@@ -40172,7 +41301,93 @@
       </w:rPr>
     </w:lvl>
   </w:abstractNum>
-  <w:abstractNum w:abstractNumId="26" w15:restartNumberingAfterBreak="0">
+  <w:abstractNum w:abstractNumId="31" w15:restartNumberingAfterBreak="0">
+    <w:nsid w:val="6E127CE5"/>
+    <w:multiLevelType w:val="hybridMultilevel"/>
+    <w:tmpl w:val="47501F74"/>
+    <w:lvl w:ilvl="0" w:tplc="040C0013">
+      <w:start w:val="1"/>
+      <w:numFmt w:val="upperRoman"/>
+      <w:lvlText w:val="%1."/>
+      <w:lvlJc w:val="right"/>
+      <w:pPr>
+        <w:ind w:left="1494" w:hanging="360"/>
+      </w:pPr>
+    </w:lvl>
+    <w:lvl w:ilvl="1" w:tplc="040C0019" w:tentative="1">
+      <w:start w:val="1"/>
+      <w:numFmt w:val="lowerLetter"/>
+      <w:lvlText w:val="%2."/>
+      <w:lvlJc w:val="left"/>
+      <w:pPr>
+        <w:ind w:left="2214" w:hanging="360"/>
+      </w:pPr>
+    </w:lvl>
+    <w:lvl w:ilvl="2" w:tplc="040C001B" w:tentative="1">
+      <w:start w:val="1"/>
+      <w:numFmt w:val="lowerRoman"/>
+      <w:lvlText w:val="%3."/>
+      <w:lvlJc w:val="right"/>
+      <w:pPr>
+        <w:ind w:left="2934" w:hanging="180"/>
+      </w:pPr>
+    </w:lvl>
+    <w:lvl w:ilvl="3" w:tplc="040C000F" w:tentative="1">
+      <w:start w:val="1"/>
+      <w:numFmt w:val="decimal"/>
+      <w:lvlText w:val="%4."/>
+      <w:lvlJc w:val="left"/>
+      <w:pPr>
+        <w:ind w:left="3654" w:hanging="360"/>
+      </w:pPr>
+    </w:lvl>
+    <w:lvl w:ilvl="4" w:tplc="040C0019" w:tentative="1">
+      <w:start w:val="1"/>
+      <w:numFmt w:val="lowerLetter"/>
+      <w:lvlText w:val="%5."/>
+      <w:lvlJc w:val="left"/>
+      <w:pPr>
+        <w:ind w:left="4374" w:hanging="360"/>
+      </w:pPr>
+    </w:lvl>
+    <w:lvl w:ilvl="5" w:tplc="040C001B" w:tentative="1">
+      <w:start w:val="1"/>
+      <w:numFmt w:val="lowerRoman"/>
+      <w:lvlText w:val="%6."/>
+      <w:lvlJc w:val="right"/>
+      <w:pPr>
+        <w:ind w:left="5094" w:hanging="180"/>
+      </w:pPr>
+    </w:lvl>
+    <w:lvl w:ilvl="6" w:tplc="040C000F" w:tentative="1">
+      <w:start w:val="1"/>
+      <w:numFmt w:val="decimal"/>
+      <w:lvlText w:val="%7."/>
+      <w:lvlJc w:val="left"/>
+      <w:pPr>
+        <w:ind w:left="5814" w:hanging="360"/>
+      </w:pPr>
+    </w:lvl>
+    <w:lvl w:ilvl="7" w:tplc="040C0019" w:tentative="1">
+      <w:start w:val="1"/>
+      <w:numFmt w:val="lowerLetter"/>
+      <w:lvlText w:val="%8."/>
+      <w:lvlJc w:val="left"/>
+      <w:pPr>
+        <w:ind w:left="6534" w:hanging="360"/>
+      </w:pPr>
+    </w:lvl>
+    <w:lvl w:ilvl="8" w:tplc="040C001B" w:tentative="1">
+      <w:start w:val="1"/>
+      <w:numFmt w:val="lowerRoman"/>
+      <w:lvlText w:val="%9."/>
+      <w:lvlJc w:val="right"/>
+      <w:pPr>
+        <w:ind w:left="7254" w:hanging="180"/>
+      </w:pPr>
+    </w:lvl>
+  </w:abstractNum>
+  <w:abstractNum w:abstractNumId="32" w15:restartNumberingAfterBreak="0">
     <w:nsid w:val="701B14A6"/>
     <w:multiLevelType w:val="hybridMultilevel"/>
     <w:tmpl w:val="35B85966"/>
@@ -40285,10 +41500,10 @@
       </w:rPr>
     </w:lvl>
   </w:abstractNum>
-  <w:abstractNum w:abstractNumId="27" w15:restartNumberingAfterBreak="0">
+  <w:abstractNum w:abstractNumId="33" w15:restartNumberingAfterBreak="0">
     <w:nsid w:val="793F26D4"/>
     <w:multiLevelType w:val="hybridMultilevel"/>
-    <w:tmpl w:val="B5203278"/>
+    <w:tmpl w:val="2A94B6F8"/>
     <w:lvl w:ilvl="0" w:tplc="040C000B">
       <w:start w:val="1"/>
       <w:numFmt w:val="bullet"/>
@@ -40398,7 +41613,7 @@
       </w:rPr>
     </w:lvl>
   </w:abstractNum>
-  <w:abstractNum w:abstractNumId="28" w15:restartNumberingAfterBreak="0">
+  <w:abstractNum w:abstractNumId="34" w15:restartNumberingAfterBreak="0">
     <w:nsid w:val="79F61847"/>
     <w:multiLevelType w:val="hybridMultilevel"/>
     <w:tmpl w:val="0192B124"/>
@@ -40511,7 +41726,7 @@
       </w:rPr>
     </w:lvl>
   </w:abstractNum>
-  <w:abstractNum w:abstractNumId="29" w15:restartNumberingAfterBreak="0">
+  <w:abstractNum w:abstractNumId="35" w15:restartNumberingAfterBreak="0">
     <w:nsid w:val="7ABE11CD"/>
     <w:multiLevelType w:val="hybridMultilevel"/>
     <w:tmpl w:val="29506806"/>
@@ -40624,7 +41839,7 @@
       </w:rPr>
     </w:lvl>
   </w:abstractNum>
-  <w:abstractNum w:abstractNumId="30" w15:restartNumberingAfterBreak="0">
+  <w:abstractNum w:abstractNumId="36" w15:restartNumberingAfterBreak="0">
     <w:nsid w:val="7B3875BF"/>
     <w:multiLevelType w:val="hybridMultilevel"/>
     <w:tmpl w:val="C02E48CA"/>
@@ -40737,7 +41952,96 @@
       </w:rPr>
     </w:lvl>
   </w:abstractNum>
-  <w:abstractNum w:abstractNumId="31" w15:restartNumberingAfterBreak="0">
+  <w:abstractNum w:abstractNumId="37" w15:restartNumberingAfterBreak="0">
+    <w:nsid w:val="7B5F37D1"/>
+    <w:multiLevelType w:val="hybridMultilevel"/>
+    <w:tmpl w:val="24F8B3F0"/>
+    <w:lvl w:ilvl="0" w:tplc="FFD663D4">
+      <w:start w:val="1"/>
+      <w:numFmt w:val="upperRoman"/>
+      <w:lvlText w:val="%1."/>
+      <w:lvlJc w:val="left"/>
+      <w:pPr>
+        <w:ind w:left="1140" w:hanging="720"/>
+      </w:pPr>
+      <w:rPr>
+        <w:rFonts w:hint="default"/>
+      </w:rPr>
+    </w:lvl>
+    <w:lvl w:ilvl="1" w:tplc="040C0019" w:tentative="1">
+      <w:start w:val="1"/>
+      <w:numFmt w:val="lowerLetter"/>
+      <w:lvlText w:val="%2."/>
+      <w:lvlJc w:val="left"/>
+      <w:pPr>
+        <w:ind w:left="1500" w:hanging="360"/>
+      </w:pPr>
+    </w:lvl>
+    <w:lvl w:ilvl="2" w:tplc="040C001B" w:tentative="1">
+      <w:start w:val="1"/>
+      <w:numFmt w:val="lowerRoman"/>
+      <w:lvlText w:val="%3."/>
+      <w:lvlJc w:val="right"/>
+      <w:pPr>
+        <w:ind w:left="2220" w:hanging="180"/>
+      </w:pPr>
+    </w:lvl>
+    <w:lvl w:ilvl="3" w:tplc="040C000F" w:tentative="1">
+      <w:start w:val="1"/>
+      <w:numFmt w:val="decimal"/>
+      <w:lvlText w:val="%4."/>
+      <w:lvlJc w:val="left"/>
+      <w:pPr>
+        <w:ind w:left="2940" w:hanging="360"/>
+      </w:pPr>
+    </w:lvl>
+    <w:lvl w:ilvl="4" w:tplc="040C0019" w:tentative="1">
+      <w:start w:val="1"/>
+      <w:numFmt w:val="lowerLetter"/>
+      <w:lvlText w:val="%5."/>
+      <w:lvlJc w:val="left"/>
+      <w:pPr>
+        <w:ind w:left="3660" w:hanging="360"/>
+      </w:pPr>
+    </w:lvl>
+    <w:lvl w:ilvl="5" w:tplc="040C001B" w:tentative="1">
+      <w:start w:val="1"/>
+      <w:numFmt w:val="lowerRoman"/>
+      <w:lvlText w:val="%6."/>
+      <w:lvlJc w:val="right"/>
+      <w:pPr>
+        <w:ind w:left="4380" w:hanging="180"/>
+      </w:pPr>
+    </w:lvl>
+    <w:lvl w:ilvl="6" w:tplc="040C000F" w:tentative="1">
+      <w:start w:val="1"/>
+      <w:numFmt w:val="decimal"/>
+      <w:lvlText w:val="%7."/>
+      <w:lvlJc w:val="left"/>
+      <w:pPr>
+        <w:ind w:left="5100" w:hanging="360"/>
+      </w:pPr>
+    </w:lvl>
+    <w:lvl w:ilvl="7" w:tplc="040C0019" w:tentative="1">
+      <w:start w:val="1"/>
+      <w:numFmt w:val="lowerLetter"/>
+      <w:lvlText w:val="%8."/>
+      <w:lvlJc w:val="left"/>
+      <w:pPr>
+        <w:ind w:left="5820" w:hanging="360"/>
+      </w:pPr>
+    </w:lvl>
+    <w:lvl w:ilvl="8" w:tplc="040C001B" w:tentative="1">
+      <w:start w:val="1"/>
+      <w:numFmt w:val="lowerRoman"/>
+      <w:lvlText w:val="%9."/>
+      <w:lvlJc w:val="right"/>
+      <w:pPr>
+        <w:ind w:left="6540" w:hanging="180"/>
+      </w:pPr>
+    </w:lvl>
+  </w:abstractNum>
+  <w:abstractNum w:abstractNumId="38" w15:restartNumberingAfterBreak="0">
     <w:nsid w:val="7E9D2445"/>
     <w:multiLevelType w:val="hybridMultilevel"/>
     <w:tmpl w:val="44B08806"/>
@@ -40850,14 +42154,192 @@
       </w:rPr>
     </w:lvl>
   </w:abstractNum>
+  <w:abstractNum w:abstractNumId="39" w15:restartNumberingAfterBreak="0">
+    <w:nsid w:val="7EDD4390"/>
+    <w:multiLevelType w:val="hybridMultilevel"/>
+    <w:tmpl w:val="8A6A6536"/>
+    <w:lvl w:ilvl="0" w:tplc="10A02A5C">
+      <w:start w:val="1"/>
+      <w:numFmt w:val="upperRoman"/>
+      <w:lvlText w:val="%1."/>
+      <w:lvlJc w:val="left"/>
+      <w:pPr>
+        <w:ind w:left="1080" w:hanging="720"/>
+      </w:pPr>
+      <w:rPr>
+        <w:rFonts w:hint="default"/>
+      </w:rPr>
+    </w:lvl>
+    <w:lvl w:ilvl="1" w:tplc="040C0019" w:tentative="1">
+      <w:start w:val="1"/>
+      <w:numFmt w:val="lowerLetter"/>
+      <w:lvlText w:val="%2."/>
+      <w:lvlJc w:val="left"/>
+      <w:pPr>
+        <w:ind w:left="1440" w:hanging="360"/>
+      </w:pPr>
+    </w:lvl>
+    <w:lvl w:ilvl="2" w:tplc="040C001B" w:tentative="1">
+      <w:start w:val="1"/>
+      <w:numFmt w:val="lowerRoman"/>
+      <w:lvlText w:val="%3."/>
+      <w:lvlJc w:val="right"/>
+      <w:pPr>
+        <w:ind w:left="2160" w:hanging="180"/>
+      </w:pPr>
+    </w:lvl>
+    <w:lvl w:ilvl="3" w:tplc="040C000F" w:tentative="1">
+      <w:start w:val="1"/>
+      <w:numFmt w:val="decimal"/>
+      <w:lvlText w:val="%4."/>
+      <w:lvlJc w:val="left"/>
+      <w:pPr>
+        <w:ind w:left="2880" w:hanging="360"/>
+      </w:pPr>
+    </w:lvl>
+    <w:lvl w:ilvl="4" w:tplc="040C0019" w:tentative="1">
+      <w:start w:val="1"/>
+      <w:numFmt w:val="lowerLetter"/>
+      <w:lvlText w:val="%5."/>
+      <w:lvlJc w:val="left"/>
+      <w:pPr>
+        <w:ind w:left="3600" w:hanging="360"/>
+      </w:pPr>
+    </w:lvl>
+    <w:lvl w:ilvl="5" w:tplc="040C001B" w:tentative="1">
+      <w:start w:val="1"/>
+      <w:numFmt w:val="lowerRoman"/>
+      <w:lvlText w:val="%6."/>
+      <w:lvlJc w:val="right"/>
+      <w:pPr>
+        <w:ind w:left="4320" w:hanging="180"/>
+      </w:pPr>
+    </w:lvl>
+    <w:lvl w:ilvl="6" w:tplc="040C000F" w:tentative="1">
+      <w:start w:val="1"/>
+      <w:numFmt w:val="decimal"/>
+      <w:lvlText w:val="%7."/>
+      <w:lvlJc w:val="left"/>
+      <w:pPr>
+        <w:ind w:left="5040" w:hanging="360"/>
+      </w:pPr>
+    </w:lvl>
+    <w:lvl w:ilvl="7" w:tplc="040C0019" w:tentative="1">
+      <w:start w:val="1"/>
+      <w:numFmt w:val="lowerLetter"/>
+      <w:lvlText w:val="%8."/>
+      <w:lvlJc w:val="left"/>
+      <w:pPr>
+        <w:ind w:left="5760" w:hanging="360"/>
+      </w:pPr>
+    </w:lvl>
+    <w:lvl w:ilvl="8" w:tplc="040C001B" w:tentative="1">
+      <w:start w:val="1"/>
+      <w:numFmt w:val="lowerRoman"/>
+      <w:lvlText w:val="%9."/>
+      <w:lvlJc w:val="right"/>
+      <w:pPr>
+        <w:ind w:left="6480" w:hanging="180"/>
+      </w:pPr>
+    </w:lvl>
+  </w:abstractNum>
+  <w:abstractNum w:abstractNumId="40" w15:restartNumberingAfterBreak="0">
+    <w:nsid w:val="7F2C0A1C"/>
+    <w:multiLevelType w:val="hybridMultilevel"/>
+    <w:tmpl w:val="B184B304"/>
+    <w:lvl w:ilvl="0" w:tplc="6A580944">
+      <w:start w:val="1"/>
+      <w:numFmt w:val="upperRoman"/>
+      <w:lvlText w:val="%1."/>
+      <w:lvlJc w:val="left"/>
+      <w:pPr>
+        <w:ind w:left="1080" w:hanging="720"/>
+      </w:pPr>
+      <w:rPr>
+        <w:rFonts w:hint="default"/>
+      </w:rPr>
+    </w:lvl>
+    <w:lvl w:ilvl="1" w:tplc="040C0019" w:tentative="1">
+      <w:start w:val="1"/>
+      <w:numFmt w:val="lowerLetter"/>
+      <w:lvlText w:val="%2."/>
+      <w:lvlJc w:val="left"/>
+      <w:pPr>
+        <w:ind w:left="1440" w:hanging="360"/>
+      </w:pPr>
+    </w:lvl>
+    <w:lvl w:ilvl="2" w:tplc="040C001B" w:tentative="1">
+      <w:start w:val="1"/>
+      <w:numFmt w:val="lowerRoman"/>
+      <w:lvlText w:val="%3."/>
+      <w:lvlJc w:val="right"/>
+      <w:pPr>
+        <w:ind w:left="2160" w:hanging="180"/>
+      </w:pPr>
+    </w:lvl>
+    <w:lvl w:ilvl="3" w:tplc="040C000F" w:tentative="1">
+      <w:start w:val="1"/>
+      <w:numFmt w:val="decimal"/>
+      <w:lvlText w:val="%4."/>
+      <w:lvlJc w:val="left"/>
+      <w:pPr>
+        <w:ind w:left="2880" w:hanging="360"/>
+      </w:pPr>
+    </w:lvl>
+    <w:lvl w:ilvl="4" w:tplc="040C0019" w:tentative="1">
+      <w:start w:val="1"/>
+      <w:numFmt w:val="lowerLetter"/>
+      <w:lvlText w:val="%5."/>
+      <w:lvlJc w:val="left"/>
+      <w:pPr>
+        <w:ind w:left="3600" w:hanging="360"/>
+      </w:pPr>
+    </w:lvl>
+    <w:lvl w:ilvl="5" w:tplc="040C001B" w:tentative="1">
+      <w:start w:val="1"/>
+      <w:numFmt w:val="lowerRoman"/>
+      <w:lvlText w:val="%6."/>
+      <w:lvlJc w:val="right"/>
+      <w:pPr>
+        <w:ind w:left="4320" w:hanging="180"/>
+      </w:pPr>
+    </w:lvl>
+    <w:lvl w:ilvl="6" w:tplc="040C000F" w:tentative="1">
+      <w:start w:val="1"/>
+      <w:numFmt w:val="decimal"/>
+      <w:lvlText w:val="%7."/>
+      <w:lvlJc w:val="left"/>
+      <w:pPr>
+        <w:ind w:left="5040" w:hanging="360"/>
+      </w:pPr>
+    </w:lvl>
+    <w:lvl w:ilvl="7" w:tplc="040C0019" w:tentative="1">
+      <w:start w:val="1"/>
+      <w:numFmt w:val="lowerLetter"/>
+      <w:lvlText w:val="%8."/>
+      <w:lvlJc w:val="left"/>
+      <w:pPr>
+        <w:ind w:left="5760" w:hanging="360"/>
+      </w:pPr>
+    </w:lvl>
+    <w:lvl w:ilvl="8" w:tplc="040C001B" w:tentative="1">
+      <w:start w:val="1"/>
+      <w:numFmt w:val="lowerRoman"/>
+      <w:lvlText w:val="%9."/>
+      <w:lvlJc w:val="right"/>
+      <w:pPr>
+        <w:ind w:left="6480" w:hanging="180"/>
+      </w:pPr>
+    </w:lvl>
+  </w:abstractNum>
   <w:num w:numId="1">
     <w:abstractNumId w:val="0"/>
   </w:num>
   <w:num w:numId="2">
-    <w:abstractNumId w:val="23"/>
+    <w:abstractNumId w:val="25"/>
   </w:num>
   <w:num w:numId="3">
-    <w:abstractNumId w:val="27"/>
+    <w:abstractNumId w:val="33"/>
   </w:num>
   <w:num w:numId="4">
     <w:abstractNumId w:val="8"/>
@@ -40866,61 +42348,61 @@
     <w:abstractNumId w:val="4"/>
   </w:num>
   <w:num w:numId="6">
-    <w:abstractNumId w:val="22"/>
+    <w:abstractNumId w:val="24"/>
   </w:num>
   <w:num w:numId="7">
-    <w:abstractNumId w:val="14"/>
+    <w:abstractNumId w:val="16"/>
   </w:num>
   <w:num w:numId="8">
-    <w:abstractNumId w:val="12"/>
+    <w:abstractNumId w:val="13"/>
   </w:num>
   <w:num w:numId="9">
-    <w:abstractNumId w:val="15"/>
+    <w:abstractNumId w:val="17"/>
   </w:num>
   <w:num w:numId="10">
     <w:abstractNumId w:val="5"/>
   </w:num>
   <w:num w:numId="11">
-    <w:abstractNumId w:val="26"/>
+    <w:abstractNumId w:val="32"/>
   </w:num>
   <w:num w:numId="12">
     <w:abstractNumId w:val="10"/>
   </w:num>
   <w:num w:numId="13">
-    <w:abstractNumId w:val="13"/>
+    <w:abstractNumId w:val="14"/>
   </w:num>
   <w:num w:numId="14">
-    <w:abstractNumId w:val="29"/>
+    <w:abstractNumId w:val="35"/>
   </w:num>
   <w:num w:numId="15">
-    <w:abstractNumId w:val="19"/>
+    <w:abstractNumId w:val="21"/>
   </w:num>
   <w:num w:numId="16">
-    <w:abstractNumId w:val="25"/>
+    <w:abstractNumId w:val="30"/>
   </w:num>
   <w:num w:numId="17">
     <w:abstractNumId w:val="1"/>
   </w:num>
   <w:num w:numId="18">
-    <w:abstractNumId w:val="30"/>
+    <w:abstractNumId w:val="36"/>
   </w:num>
   <w:num w:numId="19">
     <w:abstractNumId w:val="11"/>
   </w:num>
   <w:num w:numId="20">
-    <w:abstractNumId w:val="24"/>
+    <w:abstractNumId w:val="28"/>
   </w:num>
   <w:num w:numId="21">
-    <w:abstractNumId w:val="31"/>
+    <w:abstractNumId w:val="38"/>
   </w:num>
   <w:num w:numId="22">
     <w:abstractNumId w:val="6"/>
   </w:num>
   <w:num w:numId="23">
-    <w:abstractNumId w:val="21"/>
+    <w:abstractNumId w:val="23"/>
   </w:num>
   <w:num w:numId="24">
-    <w:abstractNumId w:val="28"/>
+    <w:abstractNumId w:val="34"/>
   </w:num>
   <w:num w:numId="25">
     <w:abstractNumId w:val="7"/>
@@ -40929,7 +42411,7 @@
     <w:abstractNumId w:val="3"/>
   </w:num>
   <w:num w:numId="27">
-    <w:abstractNumId w:val="17"/>
+    <w:abstractNumId w:val="19"/>
   </w:num>
   <w:num w:numId="28">
     <w:abstractNumId w:val="9"/>
@@ -40938,13 +42420,40 @@
     <w:abstractNumId w:val="2"/>
   </w:num>
   <w:num w:numId="30">
+    <w:abstractNumId w:val="20"/>
+  </w:num>
+  <w:num w:numId="31">
     <w:abstractNumId w:val="18"/>
   </w:num>
-  <w:num w:numId="31">
-    <w:abstractNumId w:val="16"/>
+  <w:num w:numId="32">
+    <w:abstractNumId w:val="22"/>
   </w:num>
-  <w:num w:numId="32">
-    <w:abstractNumId w:val="20"/>
+  <w:num w:numId="33">
+    <w:abstractNumId w:val="31"/>
+  </w:num>
+  <w:num w:numId="34">
+    <w:abstractNumId w:val="27"/>
+  </w:num>
+  <w:num w:numId="35">
+    <w:abstractNumId w:val="29"/>
+  </w:num>
+  <w:num w:numId="36">
+    <w:abstractNumId w:val="12"/>
+  </w:num>
+  <w:num w:numId="37">
+    <w:abstractNumId w:val="37"/>
+  </w:num>
+  <w:num w:numId="38">
+    <w:abstractNumId w:val="15"/>
+  </w:num>
+  <w:num w:numId="39">
+    <w:abstractNumId w:val="40"/>
+  </w:num>
+  <w:num w:numId="40">
+    <w:abstractNumId w:val="39"/>
+  </w:num>
+  <w:num w:numId="41">
+    <w:abstractNumId w:val="26"/>
   </w:num>
   <w:numIdMacAtCleanup w:val="32"/>
 </w:numbering>
@@ -47577,7 +49086,7 @@
 </file>
 
 <file path=customXml/itemProps1.xml><?xml version="1.0" encoding="utf-8"?>
-<ds:datastoreItem xmlns:ds="http://schemas.openxmlformats.org/officeDocument/2006/customXml" ds:itemID="{911435EC-7F46-4817-B3BA-B0086B813872}">
+<ds:datastoreItem xmlns:ds="http://schemas.openxmlformats.org/officeDocument/2006/customXml" ds:itemID="{51FF97DB-13E5-4920-BD03-2FB52C8B9462}">
   <ds:schemaRefs>
     <ds:schemaRef ds:uri="http://schemas.openxmlformats.org/officeDocument/2006/bibliography"/>
   </ds:schemaRefs>

--- a/Coulibaly.docx
+++ b/Coulibaly.docx
@@ -34452,7 +34452,7 @@
         <w:jc w:val="left"/>
       </w:pPr>
       <w:r>
-        <w:t>Architecture de l’application</w:t>
+        <w:t xml:space="preserve">Architecture du système </w:t>
       </w:r>
     </w:p>
     <w:p>
@@ -34475,16 +34475,10 @@
     </w:p>
     <w:p>
       <w:pPr>
-        <w:pStyle w:val="font-claude-response-body"/>
-        <w:spacing w:after="0" w:afterAutospacing="0"/>
-        <w:rPr>
-          <w:color w:val="000000" w:themeColor="text1"/>
-        </w:rPr>
-      </w:pPr>
-      <w:r>
-        <w:rPr>
-          <w:color w:val="000000" w:themeColor="text1"/>
-        </w:rPr>
+        <w:pStyle w:val="Titre4"/>
+        <w:jc w:val="left"/>
+      </w:pPr>
+      <w:r>
         <w:t>Serveur Web</w:t>
       </w:r>
     </w:p>
@@ -34814,16 +34808,10 @@
     </w:p>
     <w:p>
       <w:pPr>
-        <w:pStyle w:val="font-claude-response-body"/>
-        <w:spacing w:after="0" w:afterAutospacing="0"/>
-        <w:rPr>
-          <w:color w:val="000000" w:themeColor="text1"/>
-        </w:rPr>
-      </w:pPr>
-      <w:r>
-        <w:rPr>
-          <w:color w:val="000000" w:themeColor="text1"/>
-        </w:rPr>
+        <w:pStyle w:val="Titre4"/>
+        <w:jc w:val="left"/>
+      </w:pPr>
+      <w:r>
         <w:t>Serveur de base de données</w:t>
       </w:r>
     </w:p>
@@ -35159,13 +35147,8 @@
     <w:p/>
     <w:p>
       <w:pPr>
-        <w:pStyle w:val="Titre2"/>
-        <w:jc w:val="both"/>
-        <w:rPr>
-          <w:b w:val="0"/>
-          <w:sz w:val="24"/>
-          <w:szCs w:val="24"/>
-        </w:rPr>
+        <w:pStyle w:val="Titre3"/>
+        <w:jc w:val="left"/>
       </w:pPr>
       <w:bookmarkStart w:id="38" w:name="_Toc139051828"/>
       <w:bookmarkStart w:id="39" w:name="_Toc139052710"/>
@@ -35173,11 +35156,6 @@
       <w:bookmarkStart w:id="41" w:name="_Toc140169869"/>
       <w:bookmarkStart w:id="42" w:name="_Toc140514109"/>
       <w:r>
-        <w:rPr>
-          <w:b w:val="0"/>
-          <w:sz w:val="24"/>
-          <w:szCs w:val="24"/>
-        </w:rPr>
         <w:t>Architecture de l’application</w:t>
       </w:r>
       <w:bookmarkEnd w:id="38"/>
@@ -35388,23 +35366,10 @@
     </w:p>
     <w:p>
       <w:pPr>
-        <w:pStyle w:val="Titre2"/>
-        <w:numPr>
-          <w:ilvl w:val="0"/>
-          <w:numId w:val="0"/>
-        </w:numPr>
-        <w:jc w:val="both"/>
-        <w:rPr>
-          <w:b w:val="0"/>
-          <w:sz w:val="24"/>
-          <w:szCs w:val="24"/>
-        </w:rPr>
-      </w:pPr>
-      <w:r>
-        <w:rPr>
-          <w:sz w:val="24"/>
-          <w:szCs w:val="24"/>
-        </w:rPr>
+        <w:pStyle w:val="Titre4"/>
+        <w:jc w:val="left"/>
+      </w:pPr>
+      <w:r>
         <w:t>Modèle</w:t>
       </w:r>
     </w:p>
@@ -35478,32 +35443,18 @@
     </w:p>
     <w:p>
       <w:pPr>
-        <w:spacing w:after="0" w:line="240" w:lineRule="auto"/>
+        <w:pStyle w:val="Titre4"/>
+        <w:jc w:val="left"/>
+      </w:pPr>
+      <w:r>
+        <w:t>Vue</w:t>
+      </w:r>
+    </w:p>
+    <w:p>
+      <w:pPr>
         <w:jc w:val="both"/>
         <w:rPr>
           <w:rFonts w:ascii="Times New Roman" w:hAnsi="Times New Roman" w:cs="Times New Roman"/>
-          <w:b/>
-          <w:color w:val="000000" w:themeColor="text1"/>
-          <w:sz w:val="24"/>
-          <w:szCs w:val="24"/>
-        </w:rPr>
-      </w:pPr>
-      <w:r>
-        <w:rPr>
-          <w:rFonts w:ascii="Times New Roman" w:hAnsi="Times New Roman" w:cs="Times New Roman"/>
-          <w:b/>
-          <w:color w:val="000000" w:themeColor="text1"/>
-          <w:sz w:val="24"/>
-          <w:szCs w:val="24"/>
-        </w:rPr>
-        <w:t>Vue</w:t>
-      </w:r>
-    </w:p>
-    <w:p>
-      <w:pPr>
-        <w:jc w:val="both"/>
-        <w:rPr>
-          <w:rFonts w:ascii="Times New Roman" w:hAnsi="Times New Roman" w:cs="Times New Roman"/>
           <w:color w:val="000000"/>
           <w:sz w:val="24"/>
           <w:szCs w:val="24"/>
@@ -35533,24 +35484,14 @@
     </w:p>
     <w:p>
       <w:pPr>
-        <w:spacing w:after="0"/>
-        <w:jc w:val="both"/>
-        <w:rPr>
-          <w:rFonts w:ascii="Times New Roman" w:hAnsi="Times New Roman" w:cs="Times New Roman"/>
-          <w:b/>
-          <w:color w:val="000000"/>
-          <w:sz w:val="24"/>
-          <w:szCs w:val="24"/>
+        <w:pStyle w:val="Titre4"/>
+        <w:jc w:val="left"/>
+        <w:rPr>
           <w:shd w:val="clear" w:color="auto" w:fill="FFFFFF"/>
         </w:rPr>
       </w:pPr>
       <w:r>
         <w:rPr>
-          <w:rFonts w:ascii="Times New Roman" w:hAnsi="Times New Roman" w:cs="Times New Roman"/>
-          <w:b/>
-          <w:color w:val="000000"/>
-          <w:sz w:val="24"/>
-          <w:szCs w:val="24"/>
           <w:shd w:val="clear" w:color="auto" w:fill="FFFFFF"/>
         </w:rPr>
         <w:t>Contrôleur</w:t>
@@ -36045,6 +35986,7 @@
                 <w:szCs w:val="24"/>
                 <w:lang w:eastAsia="fr-FR"/>
               </w:rPr>
+              <w:lastRenderedPageBreak/>
               <w:t>Laravel</w:t>
             </w:r>
           </w:p>
@@ -36129,7 +36071,6 @@
                 <w:szCs w:val="24"/>
                 <w:lang w:eastAsia="fr-FR"/>
               </w:rPr>
-              <w:lastRenderedPageBreak/>
               <w:t>MySQL</w:t>
             </w:r>
           </w:p>
@@ -37208,6 +37149,7 @@
         <w:spacing w:before="0" w:beforeAutospacing="0" w:after="0" w:afterAutospacing="0"/>
       </w:pPr>
       <w:r>
+        <w:lastRenderedPageBreak/>
         <w:t>Créer un nouveau projet Laravel :</w:t>
       </w:r>
     </w:p>
@@ -37217,7 +37159,6 @@
         <w:spacing w:before="0" w:beforeAutospacing="0" w:after="0" w:afterAutospacing="0"/>
       </w:pPr>
       <w:r>
-        <w:lastRenderedPageBreak/>
         <w:t>Composer create-project laravel/laravel garage-generation-auto</w:t>
       </w:r>
     </w:p>
@@ -37543,7 +37484,6 @@
         <w:rPr>
           <w:i w:val="0"/>
         </w:rPr>
-        <w:lastRenderedPageBreak/>
         <w:t>L’intégrité</w:t>
       </w:r>
     </w:p>
@@ -37768,75 +37708,110 @@
         </w:rPr>
         <w:t xml:space="preserve"> une intervention, ce qui lui attribue un statut spécifique "Annulée" sans la supprimer physiquement de la base de données.</w:t>
       </w:r>
+    </w:p>
+    <w:p>
+      <w:pPr>
+        <w:rPr>
+          <w:rFonts w:ascii="Times New Roman" w:hAnsi="Times New Roman" w:cs="Times New Roman"/>
+          <w:sz w:val="24"/>
+          <w:szCs w:val="24"/>
+        </w:rPr>
+      </w:pPr>
+      <w:r>
+        <w:rPr>
+          <w:rFonts w:ascii="Times New Roman" w:hAnsi="Times New Roman" w:cs="Times New Roman"/>
+          <w:sz w:val="24"/>
+          <w:szCs w:val="24"/>
+        </w:rPr>
+        <w:t>Le chef de département est strictement limité à son périmètre technique. Un mécanicien chef ne peut pas consulter les interventions du département électricité, modifier les informations d'un client ou supprimer une intervention. Cette cloisonnisation garantit l'intégrité des données de chaque atelier.</w:t>
+      </w:r>
+    </w:p>
+    <w:p>
+      <w:pPr>
+        <w:rPr>
+          <w:rFonts w:ascii="Times New Roman" w:hAnsi="Times New Roman" w:cs="Times New Roman"/>
+          <w:sz w:val="24"/>
+          <w:szCs w:val="24"/>
+        </w:rPr>
+      </w:pPr>
+      <w:r>
+        <w:rPr>
+          <w:rFonts w:ascii="Times New Roman" w:hAnsi="Times New Roman" w:cs="Times New Roman"/>
+          <w:sz w:val="24"/>
+          <w:szCs w:val="24"/>
+        </w:rPr>
+        <w:t>Le directeur technique est le gardien de la qualité. Son rôle se limite à valider ou rejeter le travail réalisé. Il ne peut ni créer</w:t>
+      </w:r>
+      <w:r>
+        <w:rPr>
+          <w:rFonts w:ascii="Times New Roman" w:hAnsi="Times New Roman" w:cs="Times New Roman"/>
+          <w:sz w:val="24"/>
+          <w:szCs w:val="24"/>
+        </w:rPr>
+        <w:t xml:space="preserve"> ni modifier les interventions,</w:t>
+      </w:r>
+      <w:r>
+        <w:rPr>
+          <w:rFonts w:ascii="Times New Roman" w:hAnsi="Times New Roman" w:cs="Times New Roman"/>
+          <w:sz w:val="24"/>
+          <w:szCs w:val="24"/>
+        </w:rPr>
+        <w:t xml:space="preserve"> il ne fait qu'approuver ou refuser leur résultat final.</w:t>
+      </w:r>
+    </w:p>
+    <w:p>
+      <w:pPr>
+        <w:rPr>
+          <w:rFonts w:ascii="Times New Roman" w:hAnsi="Times New Roman" w:cs="Times New Roman"/>
+          <w:sz w:val="24"/>
+          <w:szCs w:val="24"/>
+        </w:rPr>
+      </w:pPr>
+      <w:r>
+        <w:rPr>
+          <w:rFonts w:ascii="Times New Roman" w:hAnsi="Times New Roman" w:cs="Times New Roman"/>
+          <w:sz w:val="24"/>
+          <w:szCs w:val="24"/>
+        </w:rPr>
+        <w:t>Bien que l'administrateur dispose du niveau d'accès le plus élevé, il ne peut pas intervenir dans le processus métier des interventions. Son rôle est purement technique et organisationnel. Cette séparation garantit l'intégrité du processus opérationnel du garage.</w:t>
+      </w:r>
+    </w:p>
+    <w:p>
+      <w:pPr>
+        <w:rPr>
+          <w:rFonts w:ascii="Times New Roman" w:hAnsi="Times New Roman" w:cs="Times New Roman"/>
+          <w:sz w:val="24"/>
+          <w:szCs w:val="24"/>
+        </w:rPr>
+      </w:pPr>
+    </w:p>
+    <w:p>
+      <w:pPr>
+        <w:pStyle w:val="Titre2"/>
+        <w:jc w:val="left"/>
+      </w:pPr>
+      <w:r>
+        <w:t xml:space="preserve">Présentation de la plateforme </w:t>
+      </w:r>
+    </w:p>
+    <w:p>
+      <w:pPr>
+        <w:rPr>
+          <w:lang w:val="fr-SN"/>
+        </w:rPr>
+      </w:pPr>
+    </w:p>
+    <w:p>
+      <w:pPr>
+        <w:tabs>
+          <w:tab w:val="left" w:pos="3070"/>
+        </w:tabs>
+        <w:rPr>
+          <w:lang w:val="fr-SN"/>
+        </w:rPr>
+      </w:pPr>
       <w:bookmarkStart w:id="44" w:name="_GoBack"/>
       <w:bookmarkEnd w:id="44"/>
-    </w:p>
-    <w:p>
-      <w:pPr>
-        <w:rPr>
-          <w:rFonts w:ascii="Times New Roman" w:hAnsi="Times New Roman" w:cs="Times New Roman"/>
-          <w:sz w:val="24"/>
-          <w:szCs w:val="24"/>
-        </w:rPr>
-      </w:pPr>
-      <w:r>
-        <w:rPr>
-          <w:rFonts w:ascii="Times New Roman" w:hAnsi="Times New Roman" w:cs="Times New Roman"/>
-          <w:sz w:val="24"/>
-          <w:szCs w:val="24"/>
-        </w:rPr>
-        <w:t>Le chef de département est strictement limité à son périmètre technique. Un mécanicien chef ne peut pas consulter les interventions du département électricité, modifier les informations d'un client ou supprimer une intervention. Cette cloisonnisation garantit l'intégrité des données de chaque atelier.</w:t>
-      </w:r>
-    </w:p>
-    <w:p>
-      <w:pPr>
-        <w:rPr>
-          <w:rFonts w:ascii="Times New Roman" w:hAnsi="Times New Roman" w:cs="Times New Roman"/>
-          <w:sz w:val="24"/>
-          <w:szCs w:val="24"/>
-        </w:rPr>
-      </w:pPr>
-      <w:r>
-        <w:rPr>
-          <w:rFonts w:ascii="Times New Roman" w:hAnsi="Times New Roman" w:cs="Times New Roman"/>
-          <w:sz w:val="24"/>
-          <w:szCs w:val="24"/>
-        </w:rPr>
-        <w:t>Le directeur technique est le gardien de la qualité. Son rôle se limite à valider ou rejeter le travail réalisé. Il ne peut ni créer</w:t>
-      </w:r>
-      <w:r>
-        <w:rPr>
-          <w:rFonts w:ascii="Times New Roman" w:hAnsi="Times New Roman" w:cs="Times New Roman"/>
-          <w:sz w:val="24"/>
-          <w:szCs w:val="24"/>
-        </w:rPr>
-        <w:t xml:space="preserve"> ni modifier les interventions,</w:t>
-      </w:r>
-      <w:r>
-        <w:rPr>
-          <w:rFonts w:ascii="Times New Roman" w:hAnsi="Times New Roman" w:cs="Times New Roman"/>
-          <w:sz w:val="24"/>
-          <w:szCs w:val="24"/>
-        </w:rPr>
-        <w:t xml:space="preserve"> il ne fait qu'approuver ou refuser leur résultat final.</w:t>
-      </w:r>
-    </w:p>
-    <w:p>
-      <w:pPr>
-        <w:rPr>
-          <w:rFonts w:ascii="Times New Roman" w:hAnsi="Times New Roman" w:cs="Times New Roman"/>
-          <w:sz w:val="24"/>
-          <w:szCs w:val="24"/>
-        </w:rPr>
-      </w:pPr>
-      <w:r>
-        <w:rPr>
-          <w:rFonts w:ascii="Times New Roman" w:hAnsi="Times New Roman" w:cs="Times New Roman"/>
-          <w:sz w:val="24"/>
-          <w:szCs w:val="24"/>
-        </w:rPr>
-        <w:t>Bien que l'administrateur dispose du niveau d'accès le plus élevé, il ne peut pas intervenir dans le processus métier des interventions. Son rôle est purement technique et organisationnel. Cette séparation garantit l'intégrité du processus opérationnel du garage.</w:t>
-      </w:r>
     </w:p>
     <w:sectPr>
       <w:pgSz w:w="11906" w:h="16838"/>
@@ -37921,7 +37896,7 @@
         <v:path o:extrusionok="f" gradientshapeok="t" o:connecttype="rect"/>
         <o:lock v:ext="edit" aspectratio="t"/>
       </v:shapetype>
-      <v:shape id="_x0000_i1037" type="#_x0000_t75" style="width:11.25pt;height:11.25pt" o:bullet="t">
+      <v:shape id="_x0000_i1070" type="#_x0000_t75" style="width:11.25pt;height:11.25pt" o:bullet="t">
         <v:imagedata r:id="rId1" o:title="mso3B8"/>
       </v:shape>
     </w:pict>
@@ -49086,7 +49061,7 @@
 </file>
 
 <file path=customXml/itemProps1.xml><?xml version="1.0" encoding="utf-8"?>
-<ds:datastoreItem xmlns:ds="http://schemas.openxmlformats.org/officeDocument/2006/customXml" ds:itemID="{51FF97DB-13E5-4920-BD03-2FB52C8B9462}">
+<ds:datastoreItem xmlns:ds="http://schemas.openxmlformats.org/officeDocument/2006/customXml" ds:itemID="{88412C0C-7FDE-4863-93E6-F4A539752FCA}">
   <ds:schemaRefs>
     <ds:schemaRef ds:uri="http://schemas.openxmlformats.org/officeDocument/2006/bibliography"/>
   </ds:schemaRefs>
